--- a/使用说明书_zh.docx
+++ b/使用说明书_zh.docx
@@ -384,7 +384,7 @@
                 <w:docPart w:val="{cebcf842-1304-40c2-a156-8d33686123f4}"/>
               </w:placeholder>
               <w:dataBinding w:prefixMappings="xmlns:ns0='http://schemas.microsoft.com/office/2006/coverPageProps'" w:xpath="/ns0:CoverPageProperties[1]/ns0:PublishDate[1]" w:storeItemID="{55AF091B-3C7A-41E3-B477-F2FDAA23CFDA}"/>
-              <w:date w:fullDate="2023-11-11T00:00:00Z">
+              <w:date w:fullDate="2026-01-27T00:00:00Z">
                 <w:dateFormat w:val="yyyy-M-d"/>
                 <w:lid w:val="zh-CN"/>
                 <w:storeMappedDataAs w:val="datetime"/>
@@ -424,13 +424,14 @@
                     <w:color w:val="4874CB" w:themeColor="accent1"/>
                     <w:sz w:val="28"/>
                     <w:szCs w:val="28"/>
+                    <w:lang w:eastAsia="zh-CN"/>
                     <w14:textFill>
                       <w14:solidFill>
                         <w14:schemeClr w14:val="accent1"/>
                       </w14:solidFill>
                     </w14:textFill>
                   </w:rPr>
-                  <w:t>2023-11-11</w:t>
+                  <w:t>2026-1-27</w:t>
                 </w:r>
               </w:p>
             </w:sdtContent>
@@ -498,6 +499,8 @@
         </w:rPr>
         <w:t>简介</w:t>
       </w:r>
+      <w:bookmarkStart w:id="0" w:name="_GoBack"/>
+      <w:bookmarkEnd w:id="0"/>
     </w:p>
     <w:p>
       <w:pPr>
@@ -580,32 +583,50 @@
         <w:jc w:val="center"/>
         <w:rPr>
           <w:rStyle w:val="33"/>
-          <w:b/>
-          <w:bCs/>
-        </w:rPr>
-      </w:pPr>
-      <w:r>
+          <w:rFonts w:hint="eastAsia" w:ascii="微软雅黑" w:hAnsi="微软雅黑" w:eastAsia="微软雅黑" w:cs="微软雅黑"/>
+          <w:b w:val="0"/>
+          <w:bCs w:val="0"/>
+        </w:rPr>
+      </w:pPr>
+      <w:r>
+        <w:rPr>
+          <w:rFonts w:hint="eastAsia" w:ascii="微软雅黑" w:hAnsi="微软雅黑" w:eastAsia="微软雅黑" w:cs="微软雅黑"/>
+          <w:b w:val="0"/>
+          <w:bCs w:val="0"/>
+        </w:rPr>
         <w:fldChar w:fldCharType="begin"/>
       </w:r>
       <w:r>
+        <w:rPr>
+          <w:rFonts w:hint="eastAsia" w:ascii="微软雅黑" w:hAnsi="微软雅黑" w:eastAsia="微软雅黑" w:cs="微软雅黑"/>
+          <w:b w:val="0"/>
+          <w:bCs w:val="0"/>
+        </w:rPr>
         <w:instrText xml:space="preserve"> HYPERLINK "https://github.com/qedsd/TheGuideToTheNewEden" </w:instrText>
       </w:r>
       <w:r>
+        <w:rPr>
+          <w:rFonts w:hint="eastAsia" w:ascii="微软雅黑" w:hAnsi="微软雅黑" w:eastAsia="微软雅黑" w:cs="微软雅黑"/>
+          <w:b w:val="0"/>
+          <w:bCs w:val="0"/>
+        </w:rPr>
         <w:fldChar w:fldCharType="separate"/>
       </w:r>
       <w:r>
         <w:rPr>
           <w:rStyle w:val="33"/>
-          <w:b/>
-          <w:bCs/>
+          <w:rFonts w:hint="eastAsia" w:ascii="微软雅黑" w:hAnsi="微软雅黑" w:eastAsia="微软雅黑" w:cs="微软雅黑"/>
+          <w:b w:val="0"/>
+          <w:bCs w:val="0"/>
         </w:rPr>
         <w:t>qedsd/TheGuideToTheNewEden: 新伊甸漫游指南 (github.com)</w:t>
       </w:r>
       <w:r>
         <w:rPr>
           <w:rStyle w:val="33"/>
-          <w:b/>
-          <w:bCs/>
+          <w:rFonts w:hint="eastAsia" w:ascii="微软雅黑" w:hAnsi="微软雅黑" w:eastAsia="微软雅黑" w:cs="微软雅黑"/>
+          <w:b w:val="0"/>
+          <w:bCs w:val="0"/>
         </w:rPr>
         <w:fldChar w:fldCharType="end"/>
       </w:r>
@@ -759,7 +780,7 @@
       </w:r>
       <w:r>
         <w:rPr>
-          <w:rFonts w:ascii="宋体" w:hAnsi="宋体" w:eastAsia="宋体" w:cs="宋体"/>
+          <w:rFonts w:hint="eastAsia" w:ascii="微软雅黑" w:hAnsi="微软雅黑" w:eastAsia="微软雅黑" w:cs="微软雅黑"/>
           <w:sz w:val="24"/>
           <w:szCs w:val="24"/>
         </w:rPr>
@@ -767,7 +788,7 @@
       </w:r>
       <w:r>
         <w:rPr>
-          <w:rFonts w:ascii="宋体" w:hAnsi="宋体" w:eastAsia="宋体" w:cs="宋体"/>
+          <w:rFonts w:hint="eastAsia" w:ascii="微软雅黑" w:hAnsi="微软雅黑" w:eastAsia="微软雅黑" w:cs="微软雅黑"/>
           <w:sz w:val="24"/>
           <w:szCs w:val="24"/>
         </w:rPr>
@@ -775,7 +796,7 @@
       </w:r>
       <w:r>
         <w:rPr>
-          <w:rFonts w:ascii="宋体" w:hAnsi="宋体" w:eastAsia="宋体" w:cs="宋体"/>
+          <w:rFonts w:hint="eastAsia" w:ascii="微软雅黑" w:hAnsi="微软雅黑" w:eastAsia="微软雅黑" w:cs="微软雅黑"/>
           <w:sz w:val="24"/>
           <w:szCs w:val="24"/>
         </w:rPr>
@@ -784,7 +805,7 @@
       <w:r>
         <w:rPr>
           <w:rStyle w:val="33"/>
-          <w:rFonts w:ascii="宋体" w:hAnsi="宋体" w:eastAsia="宋体" w:cs="宋体"/>
+          <w:rFonts w:hint="eastAsia" w:ascii="微软雅黑" w:hAnsi="微软雅黑" w:eastAsia="微软雅黑" w:cs="微软雅黑"/>
           <w:sz w:val="24"/>
           <w:szCs w:val="24"/>
         </w:rPr>
@@ -792,7 +813,7 @@
       </w:r>
       <w:r>
         <w:rPr>
-          <w:rFonts w:ascii="宋体" w:hAnsi="宋体" w:eastAsia="宋体" w:cs="宋体"/>
+          <w:rFonts w:hint="eastAsia" w:ascii="微软雅黑" w:hAnsi="微软雅黑" w:eastAsia="微软雅黑" w:cs="微软雅黑"/>
           <w:sz w:val="24"/>
           <w:szCs w:val="24"/>
         </w:rPr>
@@ -933,6 +954,83 @@
     </w:p>
     <w:p>
       <w:pPr>
+        <w:pStyle w:val="3"/>
+        <w:bidi w:val="0"/>
+        <w:rPr>
+          <w:rFonts w:hint="default"/>
+          <w:lang w:val="en-US" w:eastAsia="zh-CN"/>
+        </w:rPr>
+      </w:pPr>
+      <w:r>
+        <w:rPr>
+          <w:rFonts w:hint="eastAsia"/>
+          <w:lang w:val="en-US" w:eastAsia="zh-CN"/>
+        </w:rPr>
+        <w:t>角色</w:t>
+      </w:r>
+    </w:p>
+    <w:p>
+      <w:pPr>
+        <w:ind w:firstLine="420" w:firstLineChars="0"/>
+        <w:rPr>
+          <w:rFonts w:hint="eastAsia"/>
+          <w:lang w:val="en-US" w:eastAsia="zh-CN"/>
+        </w:rPr>
+      </w:pPr>
+      <w:r>
+        <w:rPr>
+          <w:rFonts w:hint="eastAsia"/>
+          <w:lang w:val="en-US" w:eastAsia="zh-CN"/>
+        </w:rPr>
+        <w:t>软件</w:t>
+      </w:r>
+      <w:r>
+        <w:rPr>
+          <w:rFonts w:hint="default"/>
+          <w:lang w:val="en-US" w:eastAsia="zh-CN"/>
+        </w:rPr>
+        <w:t>角色授权管理中心，</w:t>
+      </w:r>
+      <w:r>
+        <w:rPr>
+          <w:rFonts w:hint="eastAsia"/>
+          <w:lang w:val="en-US" w:eastAsia="zh-CN"/>
+        </w:rPr>
+        <w:t>可查看角色技能、钱包、工业、合同等信息，同时软件其他部分功能也可能需要添加角色授权，如商业</w:t>
+      </w:r>
+      <w:r>
+        <w:rPr>
+          <w:rFonts w:hint="default"/>
+          <w:lang w:val="en-US" w:eastAsia="zh-CN"/>
+        </w:rPr>
+        <w:t>。</w:t>
+      </w:r>
+      <w:r>
+        <w:rPr>
+          <w:rFonts w:hint="eastAsia"/>
+          <w:lang w:val="en-US" w:eastAsia="zh-CN"/>
+        </w:rPr>
+        <w:t>软件默认要求提供所有权限，可以在设置-权限选择自行选择。</w:t>
+      </w:r>
+    </w:p>
+    <w:p>
+      <w:pPr>
+        <w:ind w:firstLine="420" w:firstLineChars="0"/>
+        <w:rPr>
+          <w:rFonts w:hint="default"/>
+          <w:lang w:val="en-US" w:eastAsia="zh-CN"/>
+        </w:rPr>
+      </w:pPr>
+      <w:r>
+        <w:rPr>
+          <w:rFonts w:hint="eastAsia"/>
+          <w:lang w:val="en-US" w:eastAsia="zh-CN"/>
+        </w:rPr>
+        <w:t>角色主页可以拖拽角色进行排序，自动保存顺序，点击角色可查看详细。</w:t>
+      </w:r>
+    </w:p>
+    <w:p>
+      <w:pPr>
         <w:pStyle w:val="4"/>
         <w:bidi w:val="0"/>
         <w:rPr>
@@ -945,51 +1043,40 @@
           <w:rFonts w:hint="eastAsia"/>
           <w:lang w:val="en-US" w:eastAsia="zh-CN"/>
         </w:rPr>
-        <w:t>角色</w:t>
+        <w:t>世界服Tranquility</w:t>
       </w:r>
     </w:p>
     <w:p>
       <w:pPr>
         <w:ind w:firstLine="420" w:firstLineChars="0"/>
         <w:rPr>
-          <w:rFonts w:hint="eastAsia"/>
-          <w:lang w:val="en-US" w:eastAsia="zh-CN"/>
-        </w:rPr>
-      </w:pPr>
-      <w:r>
-        <w:rPr>
-          <w:rFonts w:hint="eastAsia"/>
-          <w:lang w:val="en-US" w:eastAsia="zh-CN"/>
-        </w:rPr>
-        <w:t>软件</w:t>
-      </w:r>
-      <w:r>
-        <w:rPr>
-          <w:rFonts w:hint="default"/>
-          <w:lang w:val="en-US" w:eastAsia="zh-CN"/>
-        </w:rPr>
-        <w:t>角色授权管理中心，</w:t>
-      </w:r>
-      <w:r>
-        <w:rPr>
-          <w:rFonts w:hint="eastAsia"/>
-          <w:lang w:val="en-US" w:eastAsia="zh-CN"/>
-        </w:rPr>
-        <w:t>可查看角色技能、钱包、工业、合同等信息，同时软件其他部分功能也可能需要添加角色授权，如商业</w:t>
-      </w:r>
-      <w:r>
-        <w:rPr>
-          <w:rFonts w:hint="default"/>
-          <w:lang w:val="en-US" w:eastAsia="zh-CN"/>
-        </w:rPr>
-        <w:t>。</w:t>
-      </w:r>
-      <w:r>
-        <w:rPr>
-          <w:rFonts w:hint="eastAsia"/>
-          <w:lang w:val="en-US" w:eastAsia="zh-CN"/>
-        </w:rPr>
-        <w:t>软件默认要求提供所有权限，可以在设置-权限选择自行选择。</w:t>
+          <w:rFonts w:hint="default"/>
+          <w:lang w:val="en-US" w:eastAsia="zh-CN"/>
+        </w:rPr>
+      </w:pPr>
+      <w:r>
+        <w:rPr>
+          <w:rFonts w:hint="eastAsia"/>
+          <w:lang w:val="en-US" w:eastAsia="zh-CN"/>
+        </w:rPr>
+        <w:t>与所有其他第三方工具一样，通过SSO登录游戏账号以获取授权，跳转游戏官网进行登录、选择角色、确认权限、确认授权后返回软件等待完成添加。若提示失败需要自行解决网络问题，若软件等待界面一直转圈圈，到设置-测试界面点击读取HKCR注册表查看注册表路径是否与当前软件安装路径一致，若为空或不一致，请重新安装软件。</w:t>
+      </w:r>
+    </w:p>
+    <w:p>
+      <w:pPr>
+        <w:pStyle w:val="4"/>
+        <w:bidi w:val="0"/>
+        <w:rPr>
+          <w:rFonts w:hint="default"/>
+          <w:lang w:val="en-US" w:eastAsia="zh-CN"/>
+        </w:rPr>
+      </w:pPr>
+      <w:r>
+        <w:rPr>
+          <w:rFonts w:hint="eastAsia"/>
+          <w:lang w:val="en-US" w:eastAsia="zh-CN"/>
+        </w:rPr>
+        <w:t>国服Serenity</w:t>
       </w:r>
     </w:p>
     <w:p>
@@ -1005,78 +1092,12 @@
           <w:rFonts w:hint="eastAsia"/>
           <w:lang w:val="en-US" w:eastAsia="zh-CN"/>
         </w:rPr>
-        <w:t>角色主页可以拖拽角色进行排序，自动保存顺序，点击角色可查看详细。</w:t>
-      </w:r>
-    </w:p>
-    <w:p>
-      <w:pPr>
-        <w:pStyle w:val="5"/>
-        <w:bidi w:val="0"/>
-        <w:rPr>
-          <w:rFonts w:hint="default"/>
-          <w:lang w:val="en-US" w:eastAsia="zh-CN"/>
-        </w:rPr>
-      </w:pPr>
-      <w:r>
-        <w:rPr>
-          <w:rFonts w:hint="eastAsia"/>
-          <w:lang w:val="en-US" w:eastAsia="zh-CN"/>
-        </w:rPr>
-        <w:t>世界服Tranquility</w:t>
-      </w:r>
-    </w:p>
-    <w:p>
-      <w:pPr>
-        <w:ind w:firstLine="420" w:firstLineChars="0"/>
-        <w:rPr>
-          <w:rFonts w:hint="default"/>
-          <w:lang w:val="en-US" w:eastAsia="zh-CN"/>
-        </w:rPr>
-      </w:pPr>
-      <w:r>
-        <w:rPr>
-          <w:rFonts w:hint="eastAsia"/>
-          <w:lang w:val="en-US" w:eastAsia="zh-CN"/>
-        </w:rPr>
-        <w:t>与所有其他第三方工具一样，通过SSO登录游戏账号以获取授权，跳转游戏官网进行登录、选择角色、确认权限、确认授权后返回软件等待完成添加。若提示失败需要自行解决网络问题，若软件等待界面一直转圈圈，到设置-测试界面点击读取HKCR注册表查看注册表路径是否与当前软件安装路径一致，若为空或不一致，请重新安装软件。</w:t>
-      </w:r>
-    </w:p>
-    <w:p>
-      <w:pPr>
-        <w:pStyle w:val="5"/>
-        <w:bidi w:val="0"/>
-        <w:rPr>
-          <w:rFonts w:hint="default"/>
-          <w:lang w:val="en-US" w:eastAsia="zh-CN"/>
-        </w:rPr>
-      </w:pPr>
-      <w:r>
-        <w:rPr>
-          <w:rFonts w:hint="eastAsia"/>
-          <w:lang w:val="en-US" w:eastAsia="zh-CN"/>
-        </w:rPr>
-        <w:t>国服Serenity</w:t>
-      </w:r>
-    </w:p>
-    <w:p>
-      <w:pPr>
-        <w:ind w:firstLine="420" w:firstLineChars="0"/>
-        <w:rPr>
-          <w:rFonts w:hint="default"/>
-          <w:lang w:val="en-US" w:eastAsia="zh-CN"/>
-        </w:rPr>
-      </w:pPr>
-      <w:r>
-        <w:rPr>
-          <w:rFonts w:hint="eastAsia"/>
-          <w:lang w:val="en-US" w:eastAsia="zh-CN"/>
-        </w:rPr>
-        <w:t>软件支持国服角色，但由于国服本身不开放ESI，只能另辟蹊径借用登陆网易开放的ESI网站拿到角色授权码。到网易的ESI网站登陆，然后复制网址粘贴到软件内，此方法可能随时失效，软件不确保国服一定能用。</w:t>
-      </w:r>
-    </w:p>
-    <w:p>
-      <w:pPr>
-        <w:pStyle w:val="4"/>
+        <w:t>软件支持国服角色，但由于国服本身不开放ESI，只能另辟蹊径借用登录网易开放的ESI网站拿到角色授权码。到网易的ESI网站登录，然后复制网址粘贴到软件内，此方法可能随时失效，软件不确保国服一定能用。</w:t>
+      </w:r>
+    </w:p>
+    <w:p>
+      <w:pPr>
+        <w:pStyle w:val="3"/>
         <w:bidi w:val="0"/>
         <w:rPr>
           <w:rFonts w:hint="default"/>
@@ -1161,7 +1182,7 @@
     </w:p>
     <w:p>
       <w:pPr>
-        <w:pStyle w:val="5"/>
+        <w:pStyle w:val="4"/>
         <w:bidi w:val="0"/>
         <w:rPr>
           <w:rFonts w:hint="default"/>
@@ -1472,25 +1493,7 @@
           <w:bCs w:val="0"/>
           <w:lang w:val="en-US" w:eastAsia="zh-CN"/>
         </w:rPr>
-        <w:t>到游戏内</w:t>
-      </w:r>
-      <w:r>
-        <w:rPr>
-          <w:rFonts w:hint="eastAsia"/>
-          <w:b w:val="0"/>
-          <w:bCs w:val="0"/>
-          <w:lang w:val="en-US" w:eastAsia="zh-CN"/>
-        </w:rPr>
-        <w:t>左侧菜单栏商业内</w:t>
-      </w:r>
-      <w:r>
-        <w:rPr>
-          <w:rFonts w:hint="eastAsia"/>
-          <w:b w:val="0"/>
-          <w:bCs w:val="0"/>
-          <w:lang w:val="en-US" w:eastAsia="zh-CN"/>
-        </w:rPr>
-        <w:t>找到批量购买功能，点击左上角按钮导入批量购买信息。</w:t>
+        <w:t>到游戏内左侧菜单栏商业内找到批量购买功能，点击左上角按钮导入批量购买信息。</w:t>
       </w:r>
     </w:p>
     <w:p>
@@ -1517,24 +1520,24 @@
     </w:p>
     <w:p>
       <w:pPr>
+        <w:pStyle w:val="4"/>
+        <w:bidi w:val="0"/>
+        <w:rPr>
+          <w:rFonts w:hint="default"/>
+          <w:lang w:val="en-US" w:eastAsia="zh-CN"/>
+        </w:rPr>
+      </w:pPr>
+      <w:r>
+        <w:rPr>
+          <w:rFonts w:hint="eastAsia"/>
+          <w:lang w:val="en-US" w:eastAsia="zh-CN"/>
+        </w:rPr>
+        <w:t>进阶使用</w:t>
+      </w:r>
+    </w:p>
+    <w:p>
+      <w:pPr>
         <w:pStyle w:val="5"/>
-        <w:bidi w:val="0"/>
-        <w:rPr>
-          <w:rFonts w:hint="default"/>
-          <w:lang w:val="en-US" w:eastAsia="zh-CN"/>
-        </w:rPr>
-      </w:pPr>
-      <w:r>
-        <w:rPr>
-          <w:rFonts w:hint="eastAsia"/>
-          <w:lang w:val="en-US" w:eastAsia="zh-CN"/>
-        </w:rPr>
-        <w:t>进阶使用</w:t>
-      </w:r>
-    </w:p>
-    <w:p>
-      <w:pPr>
-        <w:pStyle w:val="6"/>
         <w:bidi w:val="0"/>
         <w:rPr>
           <w:rFonts w:hint="default"/>
@@ -1815,7 +1818,7 @@
     </w:p>
     <w:p>
       <w:pPr>
-        <w:pStyle w:val="6"/>
+        <w:pStyle w:val="5"/>
         <w:bidi w:val="0"/>
         <w:rPr>
           <w:rFonts w:hint="default"/>
@@ -1923,7 +1926,7 @@
     </w:p>
     <w:p>
       <w:pPr>
-        <w:pStyle w:val="6"/>
+        <w:pStyle w:val="5"/>
         <w:bidi w:val="0"/>
         <w:rPr>
           <w:rFonts w:hint="default"/>
@@ -2010,7 +2013,7 @@
     </w:p>
     <w:p>
       <w:pPr>
-        <w:pStyle w:val="6"/>
+        <w:pStyle w:val="5"/>
         <w:bidi w:val="0"/>
         <w:rPr>
           <w:rFonts w:hint="default"/>
@@ -2056,27 +2059,482 @@
         <w:ind w:left="425" w:leftChars="0" w:hanging="425" w:firstLineChars="0"/>
         <w:rPr>
           <w:rFonts w:hint="default"/>
-          <w:lang w:val="en-US" w:eastAsia="zh-CN"/>
-        </w:rPr>
-      </w:pPr>
-      <w:bookmarkStart w:id="0" w:name="_GoBack"/>
-      <w:bookmarkEnd w:id="0"/>
+          <w:b/>
+          <w:bCs/>
+          <w:lang w:val="en-US" w:eastAsia="zh-CN"/>
+        </w:rPr>
+      </w:pPr>
+      <w:r>
+        <w:rPr>
+          <w:rFonts w:hint="eastAsia"/>
+          <w:b/>
+          <w:bCs/>
+          <w:lang w:val="en-US" w:eastAsia="zh-CN"/>
+        </w:rPr>
+        <w:t xml:space="preserve">设置-市场 </w:t>
+      </w:r>
+      <w:r>
+        <w:rPr>
+          <w:rFonts w:hint="eastAsia"/>
+          <w:b w:val="0"/>
+          <w:bCs w:val="0"/>
+          <w:lang w:val="en-US" w:eastAsia="zh-CN"/>
+        </w:rPr>
+        <w:t>修改ESI查询线程数，理论上线程数越多查询速度越快，但CCP会制裁过快的查询，有可能导致你后续使用ESI出现You have been banned from using ESI、Rate limit exceeded，所以需要酌情修改。一般情况下，</w:t>
+      </w:r>
+      <w:r>
+        <w:rPr>
+          <w:rFonts w:hint="eastAsia"/>
+          <w:lang w:val="en-US" w:eastAsia="zh-CN"/>
+        </w:rPr>
+        <w:t>访问CCP的服务器速度够快不建议再提高线程数，如果速度很慢再考虑提高线程数。</w:t>
+      </w:r>
+    </w:p>
+    <w:p>
+      <w:pPr>
+        <w:pStyle w:val="5"/>
+        <w:bidi w:val="0"/>
+        <w:rPr>
+          <w:rFonts w:hint="default"/>
+          <w:lang w:val="en-US" w:eastAsia="zh-CN"/>
+        </w:rPr>
+      </w:pPr>
+      <w:r>
+        <w:rPr>
+          <w:rFonts w:hint="eastAsia"/>
+          <w:lang w:val="en-US" w:eastAsia="zh-CN"/>
+        </w:rPr>
+        <w:t>订单缓存</w:t>
+      </w:r>
+    </w:p>
+    <w:p>
+      <w:pPr>
+        <w:pStyle w:val="7"/>
+        <w:ind w:firstLine="420" w:firstLineChars="0"/>
+        <w:rPr>
+          <w:rFonts w:hint="eastAsia"/>
+          <w:lang w:val="en-US" w:eastAsia="zh-CN"/>
+        </w:rPr>
+      </w:pPr>
+      <w:r>
+        <w:rPr>
+          <w:rFonts w:hint="eastAsia"/>
+          <w:lang w:val="en-US" w:eastAsia="zh-CN"/>
+        </w:rPr>
+        <w:t>软件默认订单缓存时间为1小时，首次获取时通过ESI拉取最新的数据，然后软件会进行缓存处理，下一次获取已经被缓存过的订单时，若间隔时间在1小时内则使用缓存，不在1小时内则废弃缓存并拉取最新的数据。需要注意的是，从ESI拉取最新的数据本身CCP已经做过缓存处理，一般为5分钟，所以哪怕是从ESI拉取最新的订单数据也无法保证一定与游戏内一致。缓存范围包括市场当前订单、物品历史记录。</w:t>
+      </w:r>
+    </w:p>
+    <w:p>
+      <w:pPr>
+        <w:pStyle w:val="7"/>
+        <w:ind w:firstLine="420" w:firstLineChars="0"/>
+        <w:rPr>
+          <w:rFonts w:hint="default"/>
+          <w:lang w:val="en-US" w:eastAsia="zh-CN"/>
+        </w:rPr>
+      </w:pPr>
+      <w:r>
+        <w:rPr>
+          <w:rFonts w:hint="eastAsia"/>
+          <w:lang w:val="en-US" w:eastAsia="zh-CN"/>
+        </w:rPr>
+        <w:t>可在</w:t>
+      </w:r>
+      <w:r>
+        <w:rPr>
+          <w:rFonts w:hint="eastAsia"/>
+          <w:b/>
+          <w:bCs/>
+          <w:lang w:val="en-US" w:eastAsia="zh-CN"/>
+        </w:rPr>
+        <w:t>设置-市场</w:t>
+      </w:r>
+      <w:r>
+        <w:rPr>
+          <w:rFonts w:hint="eastAsia"/>
+          <w:b w:val="0"/>
+          <w:bCs w:val="0"/>
+          <w:lang w:val="en-US" w:eastAsia="zh-CN"/>
+        </w:rPr>
+        <w:t>修改缓存时间：订单有效时长、历史记录有效市场。如果想永远不使用缓存，设为0即可。</w:t>
+      </w:r>
+    </w:p>
+    <w:p>
+      <w:pPr>
+        <w:pStyle w:val="3"/>
+        <w:bidi w:val="0"/>
+        <w:rPr>
+          <w:rFonts w:hint="default"/>
+          <w:lang w:val="en-US" w:eastAsia="zh-CN"/>
+        </w:rPr>
+      </w:pPr>
+      <w:r>
+        <w:rPr>
+          <w:rFonts w:hint="eastAsia"/>
+          <w:lang w:val="en-US" w:eastAsia="zh-CN"/>
+        </w:rPr>
+        <w:t>多开</w:t>
+      </w:r>
+    </w:p>
+    <w:p>
+      <w:pPr>
+        <w:ind w:firstLine="420" w:firstLineChars="0"/>
+      </w:pPr>
+      <w:r>
+        <w:rPr>
+          <w:rFonts w:hint="eastAsia"/>
+          <w:lang w:val="en-US" w:eastAsia="zh-CN"/>
+        </w:rPr>
+        <w:t>将游戏画面以一个小窗口显示出来，通过按下快捷键、点击窗口可以从任意其他软件窗口切换至游戏窗口。</w:t>
+      </w:r>
     </w:p>
     <w:p>
       <w:pPr>
         <w:pStyle w:val="4"/>
         <w:bidi w:val="0"/>
-        <w:rPr>
-          <w:rFonts w:hint="default"/>
-          <w:lang w:val="en-US" w:eastAsia="zh-CN"/>
-        </w:rPr>
-      </w:pPr>
-      <w:r>
-        <w:rPr>
-          <w:rFonts w:hint="eastAsia"/>
-          <w:lang w:val="en-US" w:eastAsia="zh-CN"/>
-        </w:rPr>
-        <w:t>多开</w:t>
+      </w:pPr>
+      <w:r>
+        <w:rPr>
+          <w:rFonts w:hint="eastAsia"/>
+          <w:lang w:val="en-US" w:eastAsia="zh-CN"/>
+        </w:rPr>
+        <w:t>全局设置</w:t>
+      </w:r>
+    </w:p>
+    <w:p>
+      <w:r>
+        <w:drawing>
+          <wp:inline distT="0" distB="0" distL="114300" distR="114300">
+            <wp:extent cx="5267325" cy="3154045"/>
+            <wp:effectExtent l="0" t="0" r="5715" b="635"/>
+            <wp:docPr id="9" name="图片 4"/>
+            <wp:cNvGraphicFramePr>
+              <a:graphicFrameLocks xmlns:a="http://schemas.openxmlformats.org/drawingml/2006/main" noChangeAspect="1"/>
+            </wp:cNvGraphicFramePr>
+            <a:graphic xmlns:a="http://schemas.openxmlformats.org/drawingml/2006/main">
+              <a:graphicData uri="http://schemas.openxmlformats.org/drawingml/2006/picture">
+                <pic:pic xmlns:pic="http://schemas.openxmlformats.org/drawingml/2006/picture">
+                  <pic:nvPicPr>
+                    <pic:cNvPr id="9" name="图片 4"/>
+                    <pic:cNvPicPr>
+                      <a:picLocks noChangeAspect="1"/>
+                    </pic:cNvPicPr>
+                  </pic:nvPicPr>
+                  <pic:blipFill>
+                    <a:blip r:embed="rId11"/>
+                    <a:stretch>
+                      <a:fillRect/>
+                    </a:stretch>
+                  </pic:blipFill>
+                  <pic:spPr>
+                    <a:xfrm>
+                      <a:off x="0" y="0"/>
+                      <a:ext cx="5267325" cy="3154045"/>
+                    </a:xfrm>
+                    <a:prstGeom prst="rect">
+                      <a:avLst/>
+                    </a:prstGeom>
+                    <a:noFill/>
+                    <a:ln>
+                      <a:noFill/>
+                    </a:ln>
+                  </pic:spPr>
+                </pic:pic>
+              </a:graphicData>
+            </a:graphic>
+          </wp:inline>
+        </w:drawing>
+      </w:r>
+    </w:p>
+    <w:p>
+      <w:pPr>
+        <w:pStyle w:val="5"/>
+        <w:bidi w:val="0"/>
+      </w:pPr>
+      <w:r>
+        <w:rPr>
+          <w:rFonts w:hint="eastAsia"/>
+          <w:lang w:val="en-US" w:eastAsia="zh-CN"/>
+        </w:rPr>
+        <w:t>全局快捷键</w:t>
+      </w:r>
+    </w:p>
+    <w:p>
+      <w:pPr>
+        <w:ind w:firstLine="420" w:firstLineChars="0"/>
+      </w:pPr>
+      <w:r>
+        <w:rPr>
+          <w:rFonts w:hint="eastAsia"/>
+          <w:lang w:val="en-US" w:eastAsia="zh-CN"/>
+        </w:rPr>
+        <w:t>每次按下快捷键时自动按顺序前后切换不同游戏窗口，如第一次按下向前快捷键显示进程列表中的第一个角色游戏窗口，第二次按下向前快捷键显示进程列表中第二个角色游戏窗口，按下向后快捷键则往相反方向切换游戏窗口。如何填写快捷键需要参考</w:t>
+      </w:r>
+      <w:r>
+        <w:rPr>
+          <w:rFonts w:hint="eastAsia"/>
+          <w:b/>
+          <w:bCs/>
+          <w:lang w:val="en-US" w:eastAsia="zh-CN"/>
+        </w:rPr>
+        <w:t>设置-按键列表</w:t>
+      </w:r>
+      <w:r>
+        <w:rPr>
+          <w:rFonts w:hint="eastAsia"/>
+          <w:b w:val="0"/>
+          <w:bCs w:val="0"/>
+          <w:lang w:val="en-US" w:eastAsia="zh-CN"/>
+        </w:rPr>
+        <w:t>输入</w:t>
+      </w:r>
+      <w:r>
+        <w:rPr>
+          <w:rFonts w:hint="eastAsia"/>
+          <w:b/>
+          <w:bCs/>
+          <w:lang w:val="en-US" w:eastAsia="zh-CN"/>
+        </w:rPr>
+        <w:t>按键名称，</w:t>
+      </w:r>
+      <w:r>
+        <w:rPr>
+          <w:rFonts w:hint="eastAsia"/>
+          <w:b w:val="0"/>
+          <w:bCs w:val="0"/>
+          <w:lang w:val="en-US" w:eastAsia="zh-CN"/>
+        </w:rPr>
+        <w:t>如想将Ctrl键加上数字1作为向前快捷键，则填入</w:t>
+      </w:r>
+      <w:r>
+        <w:rPr>
+          <w:rFonts w:hint="eastAsia"/>
+          <w:b/>
+          <w:bCs/>
+          <w:lang w:val="en-US" w:eastAsia="zh-CN"/>
+        </w:rPr>
+        <w:t>Ctrl+1，</w:t>
+      </w:r>
+      <w:r>
+        <w:rPr>
+          <w:rFonts w:hint="eastAsia"/>
+          <w:b w:val="0"/>
+          <w:bCs w:val="0"/>
+          <w:lang w:val="en-US" w:eastAsia="zh-CN"/>
+        </w:rPr>
+        <w:t>想将右箭头键作为向前键，则输入→。输入快捷键后点击</w:t>
+      </w:r>
+      <w:r>
+        <w:rPr>
+          <w:rFonts w:hint="eastAsia"/>
+          <w:b/>
+          <w:bCs/>
+          <w:lang w:val="en-US" w:eastAsia="zh-CN"/>
+        </w:rPr>
+        <w:t>应用</w:t>
+      </w:r>
+      <w:r>
+        <w:rPr>
+          <w:rFonts w:hint="eastAsia"/>
+          <w:b w:val="0"/>
+          <w:bCs w:val="0"/>
+          <w:lang w:val="en-US" w:eastAsia="zh-CN"/>
+        </w:rPr>
+        <w:t>才会生。</w:t>
+      </w:r>
+    </w:p>
+    <w:p>
+      <w:pPr>
+        <w:pStyle w:val="5"/>
+        <w:bidi w:val="0"/>
+      </w:pPr>
+      <w:r>
+        <w:rPr>
+          <w:rFonts w:hint="eastAsia"/>
+          <w:lang w:val="en-US" w:eastAsia="zh-CN"/>
+        </w:rPr>
+        <w:t>分组快捷键</w:t>
+      </w:r>
+    </w:p>
+    <w:p>
+      <w:pPr>
+        <w:ind w:firstLine="420" w:firstLineChars="0"/>
+      </w:pPr>
+      <w:r>
+        <w:rPr>
+          <w:rFonts w:hint="eastAsia"/>
+          <w:b w:val="0"/>
+          <w:bCs w:val="0"/>
+          <w:lang w:val="en-US" w:eastAsia="zh-CN"/>
+        </w:rPr>
+        <w:t>分组快捷键设置方法与全局快捷键设置方法一样，但此处的快捷键只对该分组内的角色生效，看需求进行设置，默认只启用全局快捷键。</w:t>
+      </w:r>
+    </w:p>
+    <w:p>
+      <w:pPr>
+        <w:pStyle w:val="5"/>
+        <w:bidi w:val="0"/>
+      </w:pPr>
+      <w:r>
+        <w:rPr>
+          <w:rFonts w:hint="eastAsia"/>
+          <w:lang w:val="en-US" w:eastAsia="zh-CN"/>
+        </w:rPr>
+        <w:t>统一窗口大小</w:t>
+      </w:r>
+    </w:p>
+    <w:p>
+      <w:pPr>
+        <w:ind w:firstLine="420" w:firstLineChars="0"/>
+        <w:rPr>
+          <w:rFonts w:hint="default" w:eastAsia="微软雅黑"/>
+          <w:lang w:val="en-US" w:eastAsia="zh-CN"/>
+        </w:rPr>
+      </w:pPr>
+      <w:r>
+        <w:rPr>
+          <w:rFonts w:hint="eastAsia"/>
+          <w:lang w:val="en-US" w:eastAsia="zh-CN"/>
+        </w:rPr>
+        <w:t>自动按设置的大小统一调整所有已经在预览中的窗口。</w:t>
+      </w:r>
+    </w:p>
+    <w:p>
+      <w:pPr>
+        <w:pStyle w:val="5"/>
+        <w:bidi w:val="0"/>
+      </w:pPr>
+      <w:r>
+        <w:rPr>
+          <w:rFonts w:hint="eastAsia"/>
+          <w:lang w:val="en-US" w:eastAsia="zh-CN"/>
+        </w:rPr>
+        <w:t>自动对齐窗口</w:t>
+      </w:r>
+    </w:p>
+    <w:p>
+      <w:pPr>
+        <w:ind w:firstLine="420" w:firstLineChars="0"/>
+        <w:rPr>
+          <w:rFonts w:hint="default"/>
+          <w:lang w:val="en-US"/>
+        </w:rPr>
+      </w:pPr>
+      <w:r>
+        <w:rPr>
+          <w:rFonts w:hint="eastAsia"/>
+          <w:lang w:val="en-US" w:eastAsia="zh-CN"/>
+        </w:rPr>
+        <w:t>以进程列表中的第一个进程窗口为起始点，自动将其余进程窗口按进程列表中的顺序按起始点调整预览窗口位置。</w:t>
+      </w:r>
+    </w:p>
+    <w:p>
+      <w:pPr>
+        <w:pStyle w:val="5"/>
+        <w:bidi w:val="0"/>
+      </w:pPr>
+      <w:r>
+        <w:rPr>
+          <w:rFonts w:hint="eastAsia"/>
+          <w:lang w:val="en-US" w:eastAsia="zh-CN"/>
+        </w:rPr>
+        <w:t>其他设置</w:t>
+      </w:r>
+    </w:p>
+    <w:p>
+      <w:pPr>
+        <w:numPr>
+          <w:ilvl w:val="0"/>
+          <w:numId w:val="6"/>
+        </w:numPr>
+        <w:bidi w:val="0"/>
+        <w:ind w:left="425" w:leftChars="0" w:hanging="425" w:firstLineChars="0"/>
+      </w:pPr>
+      <w:r>
+        <w:rPr>
+          <w:rFonts w:hint="eastAsia"/>
+          <w:lang w:val="en-US" w:eastAsia="zh-CN"/>
+        </w:rPr>
+        <w:t>开始全部时包含未开始过的进程：点击</w:t>
+      </w:r>
+      <w:r>
+        <w:rPr>
+          <w:rFonts w:hint="eastAsia"/>
+          <w:b/>
+          <w:bCs/>
+          <w:lang w:val="en-US" w:eastAsia="zh-CN"/>
+        </w:rPr>
+        <w:t>开始全部</w:t>
+      </w:r>
+      <w:r>
+        <w:rPr>
+          <w:rFonts w:hint="eastAsia"/>
+          <w:lang w:val="en-US" w:eastAsia="zh-CN"/>
+        </w:rPr>
+        <w:t>按钮时，若启用该选项，进程中已经预览过的进程按上一次配置开始预览，未预览过的进程按默认配置开始预览；若未启用该选项，则不开始未预览过的进程。</w:t>
+      </w:r>
+    </w:p>
+    <w:p>
+      <w:pPr>
+        <w:numPr>
+          <w:ilvl w:val="0"/>
+          <w:numId w:val="6"/>
+        </w:numPr>
+        <w:bidi w:val="0"/>
+        <w:ind w:left="425" w:leftChars="0" w:hanging="425" w:firstLineChars="0"/>
+      </w:pPr>
+      <w:r>
+        <w:rPr>
+          <w:rFonts w:hint="eastAsia"/>
+          <w:lang w:val="en-US" w:eastAsia="zh-CN"/>
+        </w:rPr>
+        <w:t>自动开始预览新进程：若启用该选项，启动软件并进入过预览功能后，若后续打开了新的游戏窗口，软件会自动开始该游戏窗口的预览。</w:t>
+      </w:r>
+    </w:p>
+    <w:p>
+      <w:pPr>
+        <w:numPr>
+          <w:ilvl w:val="0"/>
+          <w:numId w:val="6"/>
+        </w:numPr>
+        <w:bidi w:val="0"/>
+        <w:ind w:left="425" w:leftChars="0" w:hanging="425" w:firstLineChars="0"/>
+      </w:pPr>
+      <w:r>
+        <w:rPr>
+          <w:rFonts w:hint="eastAsia"/>
+          <w:lang w:val="en-US" w:eastAsia="zh-CN"/>
+        </w:rPr>
+        <w:t>进程关键词：进程列表是根据该关键词筛选的，EVE的进程关键词是exefile，如果你想把该功能应用到其他游戏、软件，可以输入相关进程关键词，或者留空显示电脑上所有进程。</w:t>
+      </w:r>
+    </w:p>
+    <w:p>
+      <w:pPr>
+        <w:pStyle w:val="5"/>
+        <w:bidi w:val="0"/>
+      </w:pPr>
+      <w:r>
+        <w:rPr>
+          <w:rFonts w:hint="eastAsia"/>
+          <w:lang w:val="en-US" w:eastAsia="zh-CN"/>
+        </w:rPr>
+        <w:t>排序设置</w:t>
+      </w:r>
+    </w:p>
+    <w:p>
+      <w:pPr>
+        <w:ind w:firstLine="420" w:firstLineChars="0"/>
+        <w:rPr>
+          <w:rFonts w:hint="eastAsia"/>
+          <w:lang w:val="en-US" w:eastAsia="zh-CN"/>
+        </w:rPr>
+      </w:pPr>
+      <w:r>
+        <w:rPr>
+          <w:rFonts w:hint="eastAsia"/>
+          <w:lang w:val="en-US" w:eastAsia="zh-CN"/>
+        </w:rPr>
+        <w:t>进程列表可以拖拽排列顺序，此处显示软件保存的进程列表顺序，你也可以手动编辑这里的名称进行排序。</w:t>
       </w:r>
     </w:p>
     <w:p>
@@ -2093,11 +2551,1031 @@
           <w:rFonts w:hint="eastAsia"/>
           <w:lang w:val="en-US" w:eastAsia="zh-CN"/>
         </w:rPr>
+        <w:t>选中项设置</w:t>
+      </w:r>
+    </w:p>
+    <w:p>
+      <w:pPr>
+        <w:ind w:firstLine="420" w:firstLineChars="0"/>
+        <w:rPr>
+          <w:rFonts w:hint="default"/>
+          <w:lang w:val="en-US" w:eastAsia="zh-CN"/>
+        </w:rPr>
+      </w:pPr>
+      <w:r>
+        <w:rPr>
+          <w:rFonts w:hint="eastAsia"/>
+          <w:lang w:val="en-US" w:eastAsia="zh-CN"/>
+        </w:rPr>
+        <w:t>进程列表中选中某一项后会显示该项的进一步配置。</w:t>
+      </w:r>
+    </w:p>
+    <w:p>
+      <w:pPr>
+        <w:ind w:firstLine="420" w:firstLineChars="0"/>
+      </w:pPr>
+      <w:r>
+        <w:drawing>
+          <wp:inline distT="0" distB="0" distL="114300" distR="114300">
+            <wp:extent cx="5273675" cy="3164840"/>
+            <wp:effectExtent l="0" t="0" r="14605" b="5080"/>
+            <wp:docPr id="3" name="图片 3"/>
+            <wp:cNvGraphicFramePr>
+              <a:graphicFrameLocks xmlns:a="http://schemas.openxmlformats.org/drawingml/2006/main" noChangeAspect="1"/>
+            </wp:cNvGraphicFramePr>
+            <a:graphic xmlns:a="http://schemas.openxmlformats.org/drawingml/2006/main">
+              <a:graphicData uri="http://schemas.openxmlformats.org/drawingml/2006/picture">
+                <pic:pic xmlns:pic="http://schemas.openxmlformats.org/drawingml/2006/picture">
+                  <pic:nvPicPr>
+                    <pic:cNvPr id="3" name="图片 3"/>
+                    <pic:cNvPicPr>
+                      <a:picLocks noChangeAspect="1"/>
+                    </pic:cNvPicPr>
+                  </pic:nvPicPr>
+                  <pic:blipFill>
+                    <a:blip r:embed="rId12"/>
+                    <a:stretch>
+                      <a:fillRect/>
+                    </a:stretch>
+                  </pic:blipFill>
+                  <pic:spPr>
+                    <a:xfrm>
+                      <a:off x="0" y="0"/>
+                      <a:ext cx="5273675" cy="3164840"/>
+                    </a:xfrm>
+                    <a:prstGeom prst="rect">
+                      <a:avLst/>
+                    </a:prstGeom>
+                    <a:noFill/>
+                    <a:ln>
+                      <a:noFill/>
+                    </a:ln>
+                  </pic:spPr>
+                </pic:pic>
+              </a:graphicData>
+            </a:graphic>
+          </wp:inline>
+        </w:drawing>
+      </w:r>
+    </w:p>
+    <w:p>
+      <w:pPr>
+        <w:pStyle w:val="5"/>
+        <w:bidi w:val="0"/>
+        <w:rPr>
+          <w:rFonts w:hint="default"/>
+          <w:lang w:val="en-US" w:eastAsia="zh-CN"/>
+        </w:rPr>
+      </w:pPr>
+      <w:r>
+        <w:rPr>
+          <w:rFonts w:hint="eastAsia"/>
+          <w:lang w:val="en-US" w:eastAsia="zh-CN"/>
+        </w:rPr>
+        <w:t>预览窗口</w:t>
+      </w:r>
+    </w:p>
+    <w:p>
+      <w:pPr>
+        <w:numPr>
+          <w:ilvl w:val="0"/>
+          <w:numId w:val="7"/>
+        </w:numPr>
+        <w:bidi w:val="0"/>
+        <w:rPr>
+          <w:rFonts w:hint="default"/>
+          <w:lang w:val="en-US" w:eastAsia="zh-CN"/>
+        </w:rPr>
+      </w:pPr>
+      <w:r>
+        <w:rPr>
+          <w:rFonts w:hint="eastAsia"/>
+          <w:lang w:val="en-US" w:eastAsia="zh-CN"/>
+        </w:rPr>
+        <w:t>显示预览窗口：如果不想显示预览窗口可以取消勾选，</w:t>
+      </w:r>
+      <w:r>
+        <w:rPr>
+          <w:rFonts w:hint="eastAsia"/>
+          <w:b/>
+          <w:bCs/>
+          <w:lang w:val="en-US" w:eastAsia="zh-CN"/>
+        </w:rPr>
+        <w:t>不影响</w:t>
+      </w:r>
+      <w:r>
+        <w:rPr>
+          <w:rFonts w:hint="eastAsia"/>
+          <w:lang w:val="en-US" w:eastAsia="zh-CN"/>
+        </w:rPr>
+        <w:t>快捷键切换。</w:t>
+      </w:r>
+    </w:p>
+    <w:p>
+      <w:pPr>
+        <w:numPr>
+          <w:ilvl w:val="0"/>
+          <w:numId w:val="7"/>
+        </w:numPr>
+        <w:bidi w:val="0"/>
+        <w:rPr>
+          <w:rFonts w:hint="default"/>
+          <w:lang w:val="en-US" w:eastAsia="zh-CN"/>
+        </w:rPr>
+      </w:pPr>
+      <w:r>
+        <w:rPr>
+          <w:rFonts w:hint="eastAsia"/>
+          <w:lang w:val="en-US" w:eastAsia="zh-CN"/>
+        </w:rPr>
+        <w:t>显示模式：切换预览窗口外观，推荐模式2。</w:t>
+      </w:r>
+    </w:p>
+    <w:p>
+      <w:pPr>
+        <w:numPr>
+          <w:ilvl w:val="0"/>
+          <w:numId w:val="7"/>
+        </w:numPr>
+        <w:bidi w:val="0"/>
+        <w:rPr>
+          <w:rFonts w:hint="default"/>
+          <w:lang w:val="en-US" w:eastAsia="zh-CN"/>
+        </w:rPr>
+      </w:pPr>
+      <w:r>
+        <w:rPr>
+          <w:rFonts w:hint="eastAsia"/>
+          <w:lang w:val="en-US" w:eastAsia="zh-CN"/>
+        </w:rPr>
+        <w:t>不透明度：调节预览窗口不透明度。</w:t>
+      </w:r>
+    </w:p>
+    <w:p>
+      <w:pPr>
+        <w:numPr>
+          <w:ilvl w:val="0"/>
+          <w:numId w:val="7"/>
+        </w:numPr>
+        <w:bidi w:val="0"/>
+        <w:rPr>
+          <w:rFonts w:hint="default"/>
+          <w:lang w:val="en-US" w:eastAsia="zh-CN"/>
+        </w:rPr>
+      </w:pPr>
+      <w:r>
+        <w:rPr>
+          <w:rFonts w:hint="eastAsia"/>
+          <w:lang w:val="en-US" w:eastAsia="zh-CN"/>
+        </w:rPr>
+        <w:t>名称颜色：设置预览窗口左上角名称显示颜色。</w:t>
+      </w:r>
+    </w:p>
+    <w:p>
+      <w:pPr>
+        <w:numPr>
+          <w:ilvl w:val="0"/>
+          <w:numId w:val="7"/>
+        </w:numPr>
+        <w:bidi w:val="0"/>
+        <w:rPr>
+          <w:rFonts w:hint="default"/>
+          <w:lang w:val="en-US" w:eastAsia="zh-CN"/>
+        </w:rPr>
+      </w:pPr>
+      <w:r>
+        <w:rPr>
+          <w:rFonts w:hint="eastAsia"/>
+          <w:lang w:val="en-US" w:eastAsia="zh-CN"/>
+        </w:rPr>
+        <w:t>游戏窗口活动时隐藏预览窗口：切换至游戏窗口后，若勾选了选项，其对应的预览窗口会消失不见，当切换至其他窗口后会再次显示预览窗口。</w:t>
+      </w:r>
+    </w:p>
+    <w:p>
+      <w:pPr>
+        <w:numPr>
+          <w:ilvl w:val="0"/>
+          <w:numId w:val="7"/>
+        </w:numPr>
+        <w:bidi w:val="0"/>
+        <w:rPr>
+          <w:rFonts w:hint="default"/>
+          <w:b/>
+          <w:bCs/>
+          <w:lang w:val="en-US" w:eastAsia="zh-CN"/>
+        </w:rPr>
+      </w:pPr>
+      <w:r>
+        <w:rPr>
+          <w:rFonts w:hint="eastAsia"/>
+          <w:lang w:val="en-US" w:eastAsia="zh-CN"/>
+        </w:rPr>
+        <w:t>游戏窗口活动时高亮预览窗口：与上一个选项互斥，启用该选项后，若切换至游戏窗口，其对应的预览窗口会在窗口边缘显示特定颜色的边框，起到提醒作用。具体设置在</w:t>
+      </w:r>
+      <w:r>
+        <w:rPr>
+          <w:rFonts w:hint="eastAsia"/>
+          <w:b/>
+          <w:bCs/>
+          <w:lang w:val="en-US" w:eastAsia="zh-CN"/>
+        </w:rPr>
+        <w:t>预览窗口高亮</w:t>
+      </w:r>
+      <w:r>
+        <w:rPr>
+          <w:rFonts w:hint="eastAsia"/>
+          <w:b w:val="0"/>
+          <w:bCs w:val="0"/>
+          <w:lang w:val="en-US" w:eastAsia="zh-CN"/>
+        </w:rPr>
+        <w:t>中设置。</w:t>
+      </w:r>
+    </w:p>
+    <w:p>
+      <w:pPr>
+        <w:pStyle w:val="5"/>
+        <w:bidi w:val="0"/>
+        <w:rPr>
+          <w:rFonts w:hint="default"/>
+          <w:lang w:val="en-US" w:eastAsia="zh-CN"/>
+        </w:rPr>
+      </w:pPr>
+      <w:r>
+        <w:rPr>
+          <w:rFonts w:hint="eastAsia"/>
+          <w:lang w:val="en-US" w:eastAsia="zh-CN"/>
+        </w:rPr>
+        <w:t>预览窗口高亮</w:t>
+      </w:r>
+    </w:p>
+    <w:p>
+      <w:pPr>
+        <w:ind w:firstLine="420" w:firstLineChars="0"/>
+        <w:rPr>
+          <w:rFonts w:hint="default"/>
+          <w:lang w:val="en-US" w:eastAsia="zh-CN"/>
+        </w:rPr>
+      </w:pPr>
+      <w:r>
+        <w:rPr>
+          <w:rFonts w:hint="eastAsia"/>
+          <w:lang w:val="en-US" w:eastAsia="zh-CN"/>
+        </w:rPr>
+        <w:t>仅当启用</w:t>
+      </w:r>
+      <w:r>
+        <w:rPr>
+          <w:rFonts w:hint="eastAsia"/>
+          <w:b/>
+          <w:bCs/>
+          <w:lang w:val="en-US" w:eastAsia="zh-CN"/>
+        </w:rPr>
+        <w:t>游戏窗口活动时高亮预览窗口</w:t>
+      </w:r>
+      <w:r>
+        <w:rPr>
+          <w:rFonts w:hint="eastAsia"/>
+          <w:lang w:val="en-US" w:eastAsia="zh-CN"/>
+        </w:rPr>
+        <w:t>才会显示该项配置，可自定义如何高亮预览窗口。</w:t>
+      </w:r>
+    </w:p>
+    <w:p>
+      <w:pPr>
+        <w:pStyle w:val="5"/>
+        <w:bidi w:val="0"/>
+        <w:rPr>
+          <w:rFonts w:hint="default"/>
+          <w:lang w:val="en-US" w:eastAsia="zh-CN"/>
+        </w:rPr>
+      </w:pPr>
+      <w:r>
+        <w:rPr>
+          <w:rFonts w:hint="eastAsia"/>
+          <w:lang w:val="en-US" w:eastAsia="zh-CN"/>
+        </w:rPr>
+        <w:t>激活快捷键</w:t>
+      </w:r>
+    </w:p>
+    <w:p>
+      <w:pPr>
+        <w:ind w:firstLine="420" w:firstLineChars="0"/>
+        <w:rPr>
+          <w:rFonts w:hint="eastAsia"/>
+          <w:lang w:val="en-US" w:eastAsia="zh-CN"/>
+        </w:rPr>
+      </w:pPr>
+      <w:r>
+        <w:rPr>
+          <w:rFonts w:hint="eastAsia"/>
+          <w:lang w:val="en-US" w:eastAsia="zh-CN"/>
+        </w:rPr>
+        <w:t>除开全局设置里的全局快捷键、分组快捷键可以切换显示游戏窗口，每一个进程还可以设置一个专用的快捷键，按下该快捷键会显示对应的游戏窗口，设置方法与全局快捷键一致。</w:t>
+      </w:r>
+    </w:p>
+    <w:p>
+      <w:pPr>
+        <w:ind w:firstLine="420" w:firstLineChars="0"/>
+        <w:rPr>
+          <w:rFonts w:hint="default"/>
+          <w:b/>
+          <w:bCs/>
+          <w:lang w:val="en-US" w:eastAsia="zh-CN"/>
+        </w:rPr>
+      </w:pPr>
+      <w:r>
+        <w:rPr>
+          <w:rFonts w:hint="eastAsia"/>
+          <w:lang w:val="en-US" w:eastAsia="zh-CN"/>
+        </w:rPr>
+        <w:t>如果不想该进程响应全局快捷键，可以取消勾选</w:t>
+      </w:r>
+      <w:r>
+        <w:rPr>
+          <w:rFonts w:hint="eastAsia"/>
+          <w:b/>
+          <w:bCs/>
+          <w:lang w:val="en-US" w:eastAsia="zh-CN"/>
+        </w:rPr>
+        <w:t>响应全局切换快捷键</w:t>
+      </w:r>
+      <w:r>
+        <w:rPr>
+          <w:rFonts w:hint="eastAsia"/>
+          <w:b w:val="0"/>
+          <w:bCs w:val="0"/>
+          <w:lang w:val="en-US" w:eastAsia="zh-CN"/>
+        </w:rPr>
+        <w:t>。</w:t>
+      </w:r>
+    </w:p>
+    <w:p>
+      <w:pPr>
+        <w:pStyle w:val="4"/>
+        <w:bidi w:val="0"/>
+      </w:pPr>
+      <w:r>
+        <w:rPr>
+          <w:rFonts w:hint="eastAsia"/>
+          <w:lang w:val="en-US" w:eastAsia="zh-CN"/>
+        </w:rPr>
+        <w:t>基本使用流程</w:t>
+      </w:r>
+    </w:p>
+    <w:p>
+      <w:pPr>
+        <w:numPr>
+          <w:ilvl w:val="0"/>
+          <w:numId w:val="8"/>
+        </w:numPr>
+        <w:bidi w:val="0"/>
+      </w:pPr>
+      <w:r>
+        <w:rPr>
+          <w:rFonts w:hint="eastAsia"/>
+          <w:lang w:val="en-US" w:eastAsia="zh-CN"/>
+        </w:rPr>
+        <w:t>确认进程列表是否都存在运行中的游戏角色名称，正常情况下会自动刷新，若缺失可手动点击</w:t>
+      </w:r>
+      <w:r>
+        <w:rPr>
+          <w:rFonts w:hint="eastAsia"/>
+          <w:b/>
+          <w:bCs/>
+          <w:lang w:val="en-US" w:eastAsia="zh-CN"/>
+        </w:rPr>
+        <w:t>刷新列表</w:t>
+      </w:r>
+      <w:r>
+        <w:rPr>
+          <w:rFonts w:hint="eastAsia"/>
+          <w:b w:val="0"/>
+          <w:bCs w:val="0"/>
+          <w:lang w:val="en-US" w:eastAsia="zh-CN"/>
+        </w:rPr>
+        <w:t>按钮</w:t>
+      </w:r>
+      <w:r>
+        <w:rPr>
+          <w:rFonts w:hint="eastAsia"/>
+          <w:lang w:val="en-US" w:eastAsia="zh-CN"/>
+        </w:rPr>
+        <w:t>。</w:t>
+      </w:r>
+    </w:p>
+    <w:p>
+      <w:pPr>
+        <w:numPr>
+          <w:ilvl w:val="0"/>
+          <w:numId w:val="8"/>
+        </w:numPr>
+        <w:bidi w:val="0"/>
+        <w:ind w:left="425" w:leftChars="0" w:hanging="425" w:firstLineChars="0"/>
+      </w:pPr>
+      <w:r>
+        <w:rPr>
+          <w:rFonts w:hint="eastAsia"/>
+          <w:lang w:val="en-US" w:eastAsia="zh-CN"/>
+        </w:rPr>
+        <w:t>点击</w:t>
+      </w:r>
+      <w:r>
+        <w:rPr>
+          <w:rFonts w:hint="eastAsia"/>
+          <w:b/>
+          <w:bCs/>
+          <w:lang w:val="en-US" w:eastAsia="zh-CN"/>
+        </w:rPr>
+        <w:t>全局设置</w:t>
+      </w:r>
+      <w:r>
+        <w:rPr>
+          <w:rFonts w:hint="eastAsia"/>
+          <w:b w:val="0"/>
+          <w:bCs w:val="0"/>
+          <w:lang w:val="en-US" w:eastAsia="zh-CN"/>
+        </w:rPr>
+        <w:t>按钮进行设置切换快捷键。</w:t>
+      </w:r>
+    </w:p>
+    <w:p>
+      <w:pPr>
+        <w:numPr>
+          <w:ilvl w:val="0"/>
+          <w:numId w:val="8"/>
+        </w:numPr>
+        <w:bidi w:val="0"/>
+        <w:ind w:left="425" w:leftChars="0" w:hanging="425" w:firstLineChars="0"/>
+        <w:rPr>
+          <w:b/>
+          <w:bCs/>
+        </w:rPr>
+      </w:pPr>
+      <w:r>
+        <w:rPr>
+          <w:rFonts w:hint="eastAsia"/>
+          <w:lang w:val="en-US" w:eastAsia="zh-CN"/>
+        </w:rPr>
+        <w:t>选中进程列表每一项进行该角色的独立配置。</w:t>
+      </w:r>
+    </w:p>
+    <w:p>
+      <w:pPr>
+        <w:numPr>
+          <w:ilvl w:val="0"/>
+          <w:numId w:val="8"/>
+        </w:numPr>
+        <w:bidi w:val="0"/>
+        <w:ind w:left="425" w:leftChars="0" w:hanging="425" w:firstLineChars="0"/>
+        <w:rPr>
+          <w:b w:val="0"/>
+          <w:bCs w:val="0"/>
+        </w:rPr>
+      </w:pPr>
+      <w:r>
+        <w:rPr>
+          <w:rFonts w:hint="eastAsia"/>
+          <w:b w:val="0"/>
+          <w:bCs w:val="0"/>
+          <w:lang w:val="en-US" w:eastAsia="zh-CN"/>
+        </w:rPr>
+        <w:t>逐项开始预览或开始全部预览。</w:t>
+      </w:r>
+    </w:p>
+    <w:p>
+      <w:pPr>
+        <w:numPr>
+          <w:ilvl w:val="0"/>
+          <w:numId w:val="8"/>
+        </w:numPr>
+        <w:bidi w:val="0"/>
+        <w:ind w:left="425" w:leftChars="0" w:hanging="425" w:firstLineChars="0"/>
+        <w:rPr>
+          <w:b w:val="0"/>
+          <w:bCs w:val="0"/>
+        </w:rPr>
+      </w:pPr>
+      <w:r>
+        <w:rPr>
+          <w:rFonts w:hint="eastAsia"/>
+          <w:b w:val="0"/>
+          <w:bCs w:val="0"/>
+          <w:lang w:val="en-US" w:eastAsia="zh-CN"/>
+        </w:rPr>
+        <w:t>逐个调整预览窗口位置、大小，或进行统一设置：</w:t>
+      </w:r>
+    </w:p>
+    <w:p>
+      <w:pPr>
+        <w:numPr>
+          <w:ilvl w:val="1"/>
+          <w:numId w:val="8"/>
+        </w:numPr>
+        <w:bidi w:val="0"/>
+        <w:ind w:left="840" w:leftChars="0" w:hanging="420" w:firstLineChars="0"/>
+        <w:rPr>
+          <w:b w:val="0"/>
+          <w:bCs w:val="0"/>
+        </w:rPr>
+      </w:pPr>
+      <w:r>
+        <w:rPr>
+          <w:rFonts w:hint="eastAsia"/>
+          <w:b/>
+          <w:bCs/>
+          <w:lang w:val="en-US" w:eastAsia="zh-CN"/>
+        </w:rPr>
+        <w:t>全局设置</w:t>
+      </w:r>
+      <w:r>
+        <w:rPr>
+          <w:rFonts w:hint="eastAsia"/>
+          <w:b w:val="0"/>
+          <w:bCs w:val="0"/>
+          <w:lang w:val="en-US" w:eastAsia="zh-CN"/>
+        </w:rPr>
+        <w:t>设置</w:t>
+      </w:r>
+      <w:r>
+        <w:rPr>
+          <w:rFonts w:hint="eastAsia"/>
+          <w:b/>
+          <w:bCs/>
+          <w:lang w:val="en-US" w:eastAsia="zh-CN"/>
+        </w:rPr>
+        <w:t>统一窗口大小</w:t>
+      </w:r>
+    </w:p>
+    <w:p>
+      <w:pPr>
+        <w:numPr>
+          <w:ilvl w:val="1"/>
+          <w:numId w:val="8"/>
+        </w:numPr>
+        <w:bidi w:val="0"/>
+        <w:ind w:left="840" w:leftChars="0" w:hanging="420" w:firstLineChars="0"/>
+        <w:rPr>
+          <w:b w:val="0"/>
+          <w:bCs w:val="0"/>
+        </w:rPr>
+      </w:pPr>
+      <w:r>
+        <w:rPr>
+          <w:rFonts w:hint="eastAsia"/>
+          <w:b w:val="0"/>
+          <w:bCs w:val="0"/>
+          <w:lang w:val="en-US" w:eastAsia="zh-CN"/>
+        </w:rPr>
+        <w:t>调整进程列表中首个进程对应的预览窗口的位置</w:t>
+      </w:r>
+    </w:p>
+    <w:p>
+      <w:pPr>
+        <w:numPr>
+          <w:ilvl w:val="1"/>
+          <w:numId w:val="8"/>
+        </w:numPr>
+        <w:bidi w:val="0"/>
+        <w:ind w:left="840" w:leftChars="0" w:hanging="420" w:firstLineChars="0"/>
+        <w:rPr>
+          <w:b w:val="0"/>
+          <w:bCs w:val="0"/>
+        </w:rPr>
+      </w:pPr>
+      <w:r>
+        <w:rPr>
+          <w:rFonts w:hint="eastAsia"/>
+          <w:b/>
+          <w:bCs/>
+          <w:lang w:val="en-US" w:eastAsia="zh-CN"/>
+        </w:rPr>
+        <w:t>全局设置</w:t>
+      </w:r>
+      <w:r>
+        <w:rPr>
+          <w:rFonts w:hint="eastAsia"/>
+          <w:b w:val="0"/>
+          <w:bCs w:val="0"/>
+          <w:lang w:val="en-US" w:eastAsia="zh-CN"/>
+        </w:rPr>
+        <w:t>自动对齐窗口将其余窗口以首个预览窗口为起始点自动对齐位置</w:t>
+      </w:r>
+    </w:p>
+    <w:p>
+      <w:pPr>
+        <w:numPr>
+          <w:ilvl w:val="0"/>
+          <w:numId w:val="8"/>
+        </w:numPr>
+        <w:bidi w:val="0"/>
+        <w:ind w:left="425" w:leftChars="0" w:hanging="425" w:firstLineChars="0"/>
+        <w:rPr>
+          <w:rFonts w:hint="default"/>
+          <w:lang w:val="en-US" w:eastAsia="zh-CN"/>
+        </w:rPr>
+      </w:pPr>
+      <w:r>
+        <w:rPr>
+          <w:rFonts w:hint="eastAsia"/>
+          <w:b w:val="0"/>
+          <w:bCs w:val="0"/>
+          <w:lang w:val="en-US" w:eastAsia="zh-CN"/>
+        </w:rPr>
+        <w:t>在任意窗口按下快捷键或点击预览窗口来切换显示游戏窗口。</w:t>
+      </w:r>
+    </w:p>
+    <w:p>
+      <w:pPr>
+        <w:pStyle w:val="7"/>
+        <w:rPr>
+          <w:rFonts w:hint="default"/>
+          <w:lang w:val="en-US" w:eastAsia="zh-CN"/>
+        </w:rPr>
+      </w:pPr>
+    </w:p>
+    <w:p>
+      <w:pPr>
+        <w:pStyle w:val="4"/>
+        <w:bidi w:val="0"/>
+        <w:rPr>
+          <w:rFonts w:hint="default"/>
+          <w:lang w:val="en-US" w:eastAsia="zh-CN"/>
+        </w:rPr>
+      </w:pPr>
+      <w:r>
+        <w:rPr>
+          <w:rFonts w:hint="eastAsia"/>
+          <w:lang w:val="en-US" w:eastAsia="zh-CN"/>
+        </w:rPr>
         <w:t>频道预警</w:t>
       </w:r>
     </w:p>
     <w:p>
       <w:pPr>
+        <w:ind w:firstLine="420" w:firstLineChars="0"/>
+        <w:rPr>
+          <w:rFonts w:hint="eastAsia"/>
+          <w:lang w:val="en-US" w:eastAsia="zh-CN"/>
+        </w:rPr>
+      </w:pPr>
+      <w:r>
+        <w:rPr>
+          <w:rFonts w:hint="eastAsia"/>
+          <w:lang w:val="en-US" w:eastAsia="zh-CN"/>
+        </w:rPr>
+        <w:t>频道预警依赖于玩家之间的共同协作，每个人都监听同一个游戏频道，若某个星系有非友军进入，玩家手动将星系名称及非友军名称在该频道内发出来，该功能通过监听该频道每个人的发言内容，解析出所在星系，再结合玩家当前位置判断距离玩家多少跳距离，若在预警跳数范围内，软件发出弹窗、声音等提醒。</w:t>
+      </w:r>
+    </w:p>
+    <w:p>
+      <w:pPr>
+        <w:pStyle w:val="5"/>
+        <w:bidi w:val="0"/>
+        <w:rPr>
+          <w:rFonts w:hint="default"/>
+          <w:lang w:val="en-US" w:eastAsia="zh-CN"/>
+        </w:rPr>
+      </w:pPr>
+      <w:r>
+        <w:rPr>
+          <w:rFonts w:hint="eastAsia"/>
+          <w:lang w:val="en-US" w:eastAsia="zh-CN"/>
+        </w:rPr>
+        <w:t>基本使用</w:t>
+      </w:r>
+    </w:p>
+    <w:p>
+      <w:pPr>
+        <w:numPr>
+          <w:ilvl w:val="0"/>
+          <w:numId w:val="9"/>
+        </w:numPr>
+        <w:bidi w:val="0"/>
+        <w:ind w:left="425" w:leftChars="0" w:hanging="425" w:firstLineChars="0"/>
+        <w:rPr>
+          <w:rFonts w:hint="default"/>
+          <w:lang w:val="en-US" w:eastAsia="zh-CN"/>
+        </w:rPr>
+      </w:pPr>
+      <w:r>
+        <w:rPr>
+          <w:rFonts w:hint="eastAsia"/>
+          <w:lang w:val="en-US" w:eastAsia="zh-CN"/>
+        </w:rPr>
+        <w:t>先进入游戏再刷新角色列表，软件默认只显示最近7天内进入过游戏的角色</w:t>
+      </w:r>
+    </w:p>
+    <w:p>
+      <w:pPr>
+        <w:numPr>
+          <w:ilvl w:val="0"/>
+          <w:numId w:val="9"/>
+        </w:numPr>
+        <w:bidi w:val="0"/>
+        <w:ind w:left="425" w:leftChars="0" w:hanging="425" w:firstLineChars="0"/>
+        <w:rPr>
+          <w:rFonts w:hint="default"/>
+          <w:lang w:val="en-US" w:eastAsia="zh-CN"/>
+        </w:rPr>
+      </w:pPr>
+      <w:r>
+        <w:rPr>
+          <w:rFonts w:hint="eastAsia"/>
+          <w:lang w:val="en-US" w:eastAsia="zh-CN"/>
+        </w:rPr>
+        <w:t>选中角色进行配置。</w:t>
+      </w:r>
+    </w:p>
+    <w:p>
+      <w:pPr>
+        <w:numPr>
+          <w:ilvl w:val="0"/>
+          <w:numId w:val="9"/>
+        </w:numPr>
+        <w:bidi w:val="0"/>
+        <w:ind w:left="425" w:leftChars="0" w:hanging="425" w:firstLineChars="0"/>
+        <w:rPr>
+          <w:rFonts w:hint="default"/>
+          <w:lang w:val="en-US" w:eastAsia="zh-CN"/>
+        </w:rPr>
+      </w:pPr>
+      <w:r>
+        <w:rPr>
+          <w:rFonts w:hint="eastAsia"/>
+          <w:lang w:val="en-US" w:eastAsia="zh-CN"/>
+        </w:rPr>
+        <w:t>刷新频道列表，确保频道日志文件是最新的，可通过查看频道更新时间、右键打开文件查看内容确认。</w:t>
+      </w:r>
+    </w:p>
+    <w:p>
+      <w:pPr>
+        <w:numPr>
+          <w:ilvl w:val="0"/>
+          <w:numId w:val="9"/>
+        </w:numPr>
+        <w:bidi w:val="0"/>
+        <w:ind w:left="425" w:leftChars="0" w:hanging="425" w:firstLineChars="0"/>
+        <w:rPr>
+          <w:rFonts w:hint="default"/>
+          <w:lang w:val="en-US" w:eastAsia="zh-CN"/>
+        </w:rPr>
+      </w:pPr>
+      <w:r>
+        <w:rPr>
+          <w:rFonts w:hint="eastAsia"/>
+          <w:lang w:val="en-US" w:eastAsia="zh-CN"/>
+        </w:rPr>
+        <w:t>按需设置预警参数：</w:t>
+      </w:r>
+    </w:p>
+    <w:p>
+      <w:pPr>
+        <w:numPr>
+          <w:ilvl w:val="1"/>
+          <w:numId w:val="9"/>
+        </w:numPr>
+        <w:bidi w:val="0"/>
+        <w:ind w:left="840" w:leftChars="0" w:hanging="420" w:firstLineChars="0"/>
+        <w:rPr>
+          <w:rFonts w:hint="default"/>
+          <w:lang w:val="en-US" w:eastAsia="zh-CN"/>
+        </w:rPr>
+      </w:pPr>
+      <w:r>
+        <w:rPr>
+          <w:rFonts w:hint="eastAsia"/>
+          <w:lang w:val="en-US" w:eastAsia="zh-CN"/>
+        </w:rPr>
+        <w:t>本地位置：角色当前所在星系，默认会自动读取，若无法正确显示，可点击手动设置。</w:t>
+      </w:r>
+    </w:p>
+    <w:p>
+      <w:pPr>
+        <w:numPr>
+          <w:ilvl w:val="1"/>
+          <w:numId w:val="9"/>
+        </w:numPr>
+        <w:bidi w:val="0"/>
+        <w:ind w:left="840" w:leftChars="0" w:hanging="420" w:firstLineChars="0"/>
+        <w:rPr>
+          <w:rFonts w:hint="default"/>
+          <w:lang w:val="en-US" w:eastAsia="zh-CN"/>
+        </w:rPr>
+      </w:pPr>
+      <w:r>
+        <w:rPr>
+          <w:rFonts w:hint="eastAsia"/>
+          <w:lang w:val="en-US" w:eastAsia="zh-CN"/>
+        </w:rPr>
+        <w:t>范围跳数：仅被预警的星系距离本地位置跳数小于等于该数字才会预警。</w:t>
+      </w:r>
+    </w:p>
+    <w:p>
+      <w:pPr>
+        <w:numPr>
+          <w:ilvl w:val="1"/>
+          <w:numId w:val="9"/>
+        </w:numPr>
+        <w:bidi w:val="0"/>
+        <w:ind w:left="840" w:leftChars="0" w:hanging="420" w:firstLineChars="0"/>
+        <w:rPr>
+          <w:rFonts w:hint="default"/>
+          <w:lang w:val="en-US" w:eastAsia="zh-CN"/>
+        </w:rPr>
+      </w:pPr>
+      <w:r>
+        <w:rPr>
+          <w:rFonts w:hint="eastAsia"/>
+          <w:lang w:val="en-US" w:eastAsia="zh-CN"/>
+        </w:rPr>
+        <w:t>自动更新本地位置：不勾选的话开始预警后本地位置不会随着角色切换星系而自动更新本地位置。</w:t>
+      </w:r>
+    </w:p>
+    <w:p>
+      <w:pPr>
+        <w:numPr>
+          <w:ilvl w:val="1"/>
+          <w:numId w:val="9"/>
+        </w:numPr>
+        <w:bidi w:val="0"/>
+        <w:ind w:left="840" w:leftChars="0" w:hanging="420" w:firstLineChars="0"/>
+        <w:rPr>
+          <w:rFonts w:hint="default"/>
+          <w:lang w:val="en-US" w:eastAsia="zh-CN"/>
+        </w:rPr>
+      </w:pPr>
+      <w:r>
+        <w:rPr>
+          <w:rFonts w:hint="eastAsia"/>
+          <w:lang w:val="en-US" w:eastAsia="zh-CN"/>
+        </w:rPr>
+        <w:t>预警声音：可根据不同跳数设置不同的音频文件，如果使用管理员模式运行软件，会出现无法点击</w:t>
+      </w:r>
+      <w:r>
+        <w:rPr>
+          <w:rFonts w:hint="eastAsia"/>
+          <w:b/>
+          <w:bCs/>
+          <w:lang w:val="en-US" w:eastAsia="zh-CN"/>
+        </w:rPr>
+        <w:t>+</w:t>
+      </w:r>
+      <w:r>
+        <w:rPr>
+          <w:rFonts w:hint="eastAsia"/>
+          <w:lang w:val="en-US" w:eastAsia="zh-CN"/>
+        </w:rPr>
+        <w:t>按钮选择文件，需要非管理员模式下运行或手动输入音频文件路径。</w:t>
+      </w:r>
+    </w:p>
+    <w:p>
+      <w:pPr>
+        <w:numPr>
+          <w:ilvl w:val="1"/>
+          <w:numId w:val="9"/>
+        </w:numPr>
+        <w:bidi w:val="0"/>
+        <w:ind w:left="840" w:leftChars="0" w:hanging="420" w:firstLineChars="0"/>
+        <w:rPr>
+          <w:rFonts w:hint="default"/>
+          <w:lang w:val="en-US" w:eastAsia="zh-CN"/>
+        </w:rPr>
+      </w:pPr>
+      <w:r>
+        <w:rPr>
+          <w:rFonts w:hint="eastAsia"/>
+          <w:lang w:val="en-US" w:eastAsia="zh-CN"/>
+        </w:rPr>
+        <w:t>忽视预警关键词：当频道内容出现该关键词时不会进行预警</w:t>
+      </w:r>
+    </w:p>
+    <w:p>
+      <w:pPr>
+        <w:numPr>
+          <w:ilvl w:val="1"/>
+          <w:numId w:val="9"/>
+        </w:numPr>
+        <w:bidi w:val="0"/>
+        <w:ind w:left="840" w:leftChars="0" w:hanging="420" w:firstLineChars="0"/>
+        <w:rPr>
+          <w:rFonts w:hint="default"/>
+          <w:lang w:val="en-US" w:eastAsia="zh-CN"/>
+        </w:rPr>
+      </w:pPr>
+      <w:r>
+        <w:rPr>
+          <w:rFonts w:hint="eastAsia"/>
+          <w:lang w:val="en-US" w:eastAsia="zh-CN"/>
+        </w:rPr>
+        <w:t>接触预警关键词：当频道内容出现该关键词时接触相应星系的预警，需要关键词与星系名同时发言。</w:t>
+      </w:r>
+    </w:p>
+    <w:p>
+      <w:pPr>
+        <w:numPr>
+          <w:ilvl w:val="1"/>
+          <w:numId w:val="9"/>
+        </w:numPr>
+        <w:bidi w:val="0"/>
+        <w:ind w:left="840" w:leftChars="0" w:hanging="420" w:firstLineChars="0"/>
+        <w:rPr>
+          <w:rFonts w:hint="default"/>
+          <w:lang w:val="en-US" w:eastAsia="zh-CN"/>
+        </w:rPr>
+      </w:pPr>
+      <w:r>
+        <w:rPr>
+          <w:rFonts w:hint="eastAsia"/>
+          <w:lang w:val="en-US" w:eastAsia="zh-CN"/>
+        </w:rPr>
+        <w:t>预警星系名语言：默认只匹配英文名，比较00地区的星系名称都是英文，若需要匹配非00地区，可能需要勾选上中文。</w:t>
+      </w:r>
+    </w:p>
+    <w:p>
+      <w:pPr>
+        <w:numPr>
+          <w:ilvl w:val="1"/>
+          <w:numId w:val="9"/>
+        </w:numPr>
+        <w:bidi w:val="0"/>
+        <w:ind w:left="840" w:leftChars="0" w:hanging="420" w:firstLineChars="0"/>
+        <w:rPr>
+          <w:rFonts w:hint="default"/>
+          <w:lang w:val="en-US" w:eastAsia="zh-CN"/>
+        </w:rPr>
+      </w:pPr>
+      <w:r>
+        <w:rPr>
+          <w:rFonts w:hint="eastAsia"/>
+          <w:lang w:val="en-US" w:eastAsia="zh-CN"/>
+        </w:rPr>
+        <w:t>自动解除预警：一段时间内被预警星系没有新预警出现会自动取消小地图中该星系的预警。</w:t>
+      </w:r>
+    </w:p>
+    <w:p>
+      <w:pPr>
+        <w:numPr>
+          <w:ilvl w:val="1"/>
+          <w:numId w:val="9"/>
+        </w:numPr>
+        <w:bidi w:val="0"/>
+        <w:ind w:left="840" w:leftChars="0" w:hanging="420" w:firstLineChars="0"/>
+        <w:rPr>
+          <w:rFonts w:hint="default"/>
+          <w:lang w:val="en-US" w:eastAsia="zh-CN"/>
+        </w:rPr>
+      </w:pPr>
+      <w:r>
+        <w:rPr>
+          <w:rFonts w:hint="eastAsia"/>
+          <w:lang w:val="en-US" w:eastAsia="zh-CN"/>
+        </w:rPr>
+        <w:t>自动降低预警级别：一段时间内被预警星系没有新预警出现会自动将小地图中该星系的预警由红色变为黄色。</w:t>
+      </w:r>
+    </w:p>
+    <w:p>
+      <w:pPr>
+        <w:numPr>
+          <w:ilvl w:val="1"/>
+          <w:numId w:val="9"/>
+        </w:numPr>
+        <w:bidi w:val="0"/>
+        <w:ind w:left="840" w:leftChars="0" w:hanging="420" w:firstLineChars="0"/>
+        <w:rPr>
+          <w:rFonts w:hint="default"/>
+          <w:lang w:val="en-US" w:eastAsia="zh-CN"/>
+        </w:rPr>
+      </w:pPr>
+      <w:r>
+        <w:rPr>
+          <w:rFonts w:hint="eastAsia"/>
+          <w:lang w:val="en-US" w:eastAsia="zh-CN"/>
+        </w:rPr>
+        <w:t>ZKB预警：启用后会根据Zkillboard的数据预警范围内出现新KB的星系。</w:t>
+      </w:r>
+    </w:p>
+    <w:p>
+      <w:pPr>
+        <w:numPr>
+          <w:ilvl w:val="0"/>
+          <w:numId w:val="9"/>
+        </w:numPr>
+        <w:bidi w:val="0"/>
+        <w:ind w:left="425" w:leftChars="0" w:hanging="425" w:firstLineChars="0"/>
+        <w:rPr>
+          <w:rFonts w:hint="default"/>
+          <w:lang w:val="en-US" w:eastAsia="zh-CN"/>
+        </w:rPr>
+      </w:pPr>
+      <w:r>
+        <w:rPr>
+          <w:rFonts w:hint="eastAsia"/>
+          <w:lang w:val="en-US" w:eastAsia="zh-CN"/>
+        </w:rPr>
+        <w:t>逐个角色开始预警或开始全部。</w:t>
+      </w:r>
+    </w:p>
+    <w:p>
+      <w:pPr>
         <w:pStyle w:val="4"/>
         <w:bidi w:val="0"/>
         <w:rPr>
@@ -2115,6 +3593,22 @@
     </w:p>
     <w:p>
       <w:pPr>
+        <w:ind w:firstLine="420" w:firstLineChars="0"/>
+        <w:rPr>
+          <w:rFonts w:hint="default"/>
+          <w:lang w:val="en-US" w:eastAsia="zh-CN"/>
+        </w:rPr>
+      </w:pPr>
+      <w:r>
+        <w:rPr>
+          <w:rFonts w:hint="eastAsia"/>
+          <w:lang w:val="en-US" w:eastAsia="zh-CN"/>
+        </w:rPr>
+        <w:t>与频道预警一样的工作原理，不同的是这里监控的不是星系名称，而是频道内出现匹配的内容就提醒。</w:t>
+      </w:r>
+    </w:p>
+    <w:p>
+      <w:pPr>
         <w:pStyle w:val="4"/>
         <w:bidi w:val="0"/>
         <w:rPr>
@@ -2132,6 +3626,22 @@
     </w:p>
     <w:p>
       <w:pPr>
+        <w:ind w:firstLine="420" w:firstLineChars="0"/>
+        <w:rPr>
+          <w:rFonts w:hint="default"/>
+          <w:lang w:val="en-US" w:eastAsia="zh-CN"/>
+        </w:rPr>
+      </w:pPr>
+      <w:r>
+        <w:rPr>
+          <w:rFonts w:hint="eastAsia"/>
+          <w:lang w:val="en-US" w:eastAsia="zh-CN"/>
+        </w:rPr>
+        <w:t>分析频道内玩家势力发布、ZKB数据。</w:t>
+      </w:r>
+    </w:p>
+    <w:p>
+      <w:pPr>
         <w:pStyle w:val="4"/>
         <w:bidi w:val="0"/>
         <w:rPr>
@@ -2149,6 +3659,22 @@
     </w:p>
     <w:p>
       <w:pPr>
+        <w:ind w:firstLine="420" w:firstLineChars="0"/>
+        <w:rPr>
+          <w:rFonts w:hint="default"/>
+          <w:lang w:val="en-US" w:eastAsia="zh-CN"/>
+        </w:rPr>
+      </w:pPr>
+      <w:r>
+        <w:rPr>
+          <w:rFonts w:hint="eastAsia"/>
+          <w:lang w:val="en-US" w:eastAsia="zh-CN"/>
+        </w:rPr>
+        <w:t>与频道预警一样的工作原理，不同的是这里监控的不是星系名称，而是物品名称，当频道发言了某个物品名称后，自动弹窗显示该物品的市场价格。</w:t>
+      </w:r>
+    </w:p>
+    <w:p>
+      <w:pPr>
         <w:pStyle w:val="4"/>
         <w:bidi w:val="0"/>
         <w:rPr>
@@ -2166,6 +3692,22 @@
     </w:p>
     <w:p>
       <w:pPr>
+        <w:ind w:firstLine="420" w:firstLineChars="0"/>
+        <w:rPr>
+          <w:rFonts w:hint="default"/>
+          <w:lang w:val="en-US" w:eastAsia="zh-CN"/>
+        </w:rPr>
+      </w:pPr>
+      <w:r>
+        <w:rPr>
+          <w:rFonts w:hint="eastAsia"/>
+          <w:lang w:val="en-US" w:eastAsia="zh-CN"/>
+        </w:rPr>
+        <w:t>与频道预警一样的工作原理，不同的是这里监控的不是星系名称，而是任意文字，当频道有新发言后，自动弹窗显示该内容的译文。</w:t>
+      </w:r>
+    </w:p>
+    <w:p>
+      <w:pPr>
         <w:pStyle w:val="4"/>
         <w:bidi w:val="0"/>
         <w:rPr>
@@ -2183,6 +3725,22 @@
     </w:p>
     <w:p>
       <w:pPr>
+        <w:ind w:firstLine="420" w:firstLineChars="0"/>
+        <w:rPr>
+          <w:rFonts w:hint="default"/>
+          <w:lang w:val="en-US" w:eastAsia="zh-CN"/>
+        </w:rPr>
+      </w:pPr>
+      <w:r>
+        <w:rPr>
+          <w:rFonts w:hint="eastAsia"/>
+          <w:lang w:val="en-US" w:eastAsia="zh-CN"/>
+        </w:rPr>
+        <w:t>与频道预警一样的工作原理，不同的是这里监控的不是星系名称，也不是频道日志，而是游戏日志任意内容，常用于监控刷怪信息，如监控某个精英怪的攻击。</w:t>
+      </w:r>
+    </w:p>
+    <w:p>
+      <w:pPr>
         <w:pStyle w:val="4"/>
         <w:bidi w:val="0"/>
         <w:rPr>
@@ -2200,6 +3758,22 @@
     </w:p>
     <w:p>
       <w:pPr>
+        <w:ind w:firstLine="420" w:firstLineChars="0"/>
+        <w:rPr>
+          <w:rFonts w:hint="default"/>
+          <w:lang w:val="en-US" w:eastAsia="zh-CN"/>
+        </w:rPr>
+      </w:pPr>
+      <w:r>
+        <w:rPr>
+          <w:rFonts w:hint="eastAsia"/>
+          <w:lang w:val="en-US" w:eastAsia="zh-CN"/>
+        </w:rPr>
+        <w:t>提供一些EVE常用的网站、软件链接，可以右键自行添加更多。</w:t>
+      </w:r>
+    </w:p>
+    <w:p>
+      <w:pPr>
         <w:pStyle w:val="4"/>
         <w:bidi w:val="0"/>
         <w:rPr>
@@ -2212,7 +3786,66 @@
           <w:rFonts w:hint="eastAsia"/>
           <w:lang w:val="en-US" w:eastAsia="zh-CN"/>
         </w:rPr>
-        <w:t>星图</w:t>
+        <w:t>Zkillboard</w:t>
+      </w:r>
+    </w:p>
+    <w:p>
+      <w:pPr>
+        <w:ind w:firstLine="420" w:firstLineChars="0"/>
+        <w:rPr>
+          <w:rFonts w:hint="default"/>
+          <w:lang w:val="en-US" w:eastAsia="zh-CN"/>
+        </w:rPr>
+      </w:pPr>
+      <w:r>
+        <w:rPr>
+          <w:rFonts w:hint="eastAsia"/>
+          <w:lang w:val="en-US" w:eastAsia="zh-CN"/>
+        </w:rPr>
+        <w:t>根据</w:t>
+      </w:r>
+      <w:r>
+        <w:rPr>
+          <w:rFonts w:hint="eastAsia"/>
+          <w:lang w:val="en-US" w:eastAsia="zh-CN"/>
+        </w:rPr>
+        <w:fldChar w:fldCharType="begin"/>
+      </w:r>
+      <w:r>
+        <w:rPr>
+          <w:rFonts w:hint="eastAsia"/>
+          <w:lang w:val="en-US" w:eastAsia="zh-CN"/>
+        </w:rPr>
+        <w:instrText xml:space="preserve"> HYPERLINK "https://zkillboard.com/" </w:instrText>
+      </w:r>
+      <w:r>
+        <w:rPr>
+          <w:rFonts w:hint="eastAsia"/>
+          <w:lang w:val="en-US" w:eastAsia="zh-CN"/>
+        </w:rPr>
+        <w:fldChar w:fldCharType="separate"/>
+      </w:r>
+      <w:r>
+        <w:rPr>
+          <w:rStyle w:val="33"/>
+          <w:rFonts w:hint="eastAsia"/>
+          <w:lang w:val="en-US" w:eastAsia="zh-CN"/>
+        </w:rPr>
+        <w:t>zkillboard.com</w:t>
+      </w:r>
+      <w:r>
+        <w:rPr>
+          <w:rFonts w:hint="eastAsia"/>
+          <w:lang w:val="en-US" w:eastAsia="zh-CN"/>
+        </w:rPr>
+        <w:fldChar w:fldCharType="end"/>
+      </w:r>
+      <w:r>
+        <w:rPr>
+          <w:rFonts w:hint="eastAsia"/>
+          <w:lang w:val="en-US" w:eastAsia="zh-CN"/>
+        </w:rPr>
+        <w:t>提供的API实现的轻量版KB榜。</w:t>
       </w:r>
     </w:p>
     <w:p>
@@ -2229,41 +3862,23 @@
           <w:rFonts w:hint="eastAsia"/>
           <w:lang w:val="en-US" w:eastAsia="zh-CN"/>
         </w:rPr>
-        <w:t>Zkillboard</w:t>
-      </w:r>
-    </w:p>
-    <w:p>
-      <w:pPr>
-        <w:pStyle w:val="4"/>
-        <w:bidi w:val="0"/>
-        <w:rPr>
-          <w:rFonts w:hint="default"/>
-          <w:lang w:val="en-US" w:eastAsia="zh-CN"/>
-        </w:rPr>
-      </w:pPr>
-      <w:r>
-        <w:rPr>
-          <w:rFonts w:hint="eastAsia"/>
-          <w:lang w:val="en-US" w:eastAsia="zh-CN"/>
-        </w:rPr>
         <w:t>快捷输入</w:t>
       </w:r>
     </w:p>
     <w:p>
       <w:pPr>
-        <w:pStyle w:val="2"/>
-        <w:bidi w:val="0"/>
-        <w:rPr>
-          <w:rFonts w:hint="default"/>
-          <w:lang w:val="en-US" w:eastAsia="zh-CN"/>
-        </w:rPr>
-      </w:pPr>
-      <w:r>
-        <w:rPr>
-          <w:rFonts w:hint="eastAsia"/>
-          <w:lang w:val="en-US" w:eastAsia="zh-CN"/>
-        </w:rPr>
-        <w:t>Q&amp;A</w:t>
+        <w:ind w:firstLine="420" w:firstLineChars="0"/>
+        <w:rPr>
+          <w:rFonts w:hint="default"/>
+          <w:lang w:val="en-US" w:eastAsia="zh-CN"/>
+        </w:rPr>
+      </w:pPr>
+      <w:r>
+        <w:rPr>
+          <w:rFonts w:hint="eastAsia"/>
+          <w:lang w:val="en-US" w:eastAsia="zh-CN"/>
+        </w:rPr>
+        <w:t>Window11内置输入法在EVE内无法显示中文候选框，所以单独搞了个弹窗来输入中文，可提示EVE专有名词。</w:t>
       </w:r>
     </w:p>
     <w:sectPr>
@@ -2329,6 +3944,297 @@
 <file path=word/numbering.xml><?xml version="1.0" encoding="utf-8"?>
 <w:numbering xmlns:wpc="http://schemas.microsoft.com/office/word/2010/wordprocessingCanvas" xmlns:mc="http://schemas.openxmlformats.org/markup-compatibility/2006" xmlns:o="urn:schemas-microsoft-com:office:office" xmlns:r="http://schemas.openxmlformats.org/officeDocument/2006/relationships" xmlns:m="http://schemas.openxmlformats.org/officeDocument/2006/math" xmlns:v="urn:schemas-microsoft-com:vml" xmlns:wp14="http://schemas.microsoft.com/office/word/2010/wordprocessingDrawing" xmlns:wp="http://schemas.openxmlformats.org/drawingml/2006/wordprocessingDrawing" xmlns:w10="urn:schemas-microsoft-com:office:word" xmlns:w="http://schemas.openxmlformats.org/wordprocessingml/2006/main" xmlns:w14="http://schemas.microsoft.com/office/word/2010/wordml" xmlns:wpg="http://schemas.microsoft.com/office/word/2010/wordprocessingGroup" xmlns:wpi="http://schemas.microsoft.com/office/word/2010/wordprocessingInk" xmlns:wne="http://schemas.microsoft.com/office/word/2006/wordml" xmlns:wps="http://schemas.microsoft.com/office/word/2010/wordprocessingShape" xmlns:wpsCustomData="http://www.wps.cn/officeDocument/2013/wpsCustomData" mc:Ignorable="w14 wp14">
   <w:abstractNum w:abstractNumId="0">
+    <w:nsid w:val="8C4CBCB9"/>
+    <w:multiLevelType w:val="multilevel"/>
+    <w:tmpl w:val="8C4CBCB9"/>
+    <w:lvl w:ilvl="0" w:tentative="0">
+      <w:start w:val="1"/>
+      <w:numFmt w:val="decimal"/>
+      <w:lvlText w:val="%1."/>
+      <w:lvlJc w:val="left"/>
+      <w:pPr>
+        <w:ind w:left="425" w:hanging="425"/>
+      </w:pPr>
+      <w:rPr>
+        <w:rFonts w:hint="default"/>
+      </w:rPr>
+    </w:lvl>
+    <w:lvl w:ilvl="1" w:tentative="0">
+      <w:start w:val="1"/>
+      <w:numFmt w:val="decimal"/>
+      <w:lvlText w:val="(%2)"/>
+      <w:lvlJc w:val="left"/>
+      <w:pPr>
+        <w:tabs>
+          <w:tab w:val="left" w:pos="840"/>
+        </w:tabs>
+        <w:ind w:left="840" w:leftChars="0" w:hanging="420" w:firstLineChars="0"/>
+      </w:pPr>
+      <w:rPr>
+        <w:rFonts w:hint="default"/>
+      </w:rPr>
+    </w:lvl>
+    <w:lvl w:ilvl="2" w:tentative="0">
+      <w:start w:val="1"/>
+      <w:numFmt w:val="decimalEnclosedCircleChinese"/>
+      <w:lvlText w:val="%3"/>
+      <w:lvlJc w:val="left"/>
+      <w:pPr>
+        <w:tabs>
+          <w:tab w:val="left" w:pos="1260"/>
+        </w:tabs>
+        <w:ind w:left="1260" w:leftChars="0" w:hanging="420" w:firstLineChars="0"/>
+      </w:pPr>
+      <w:rPr>
+        <w:rFonts w:hint="default"/>
+      </w:rPr>
+    </w:lvl>
+    <w:lvl w:ilvl="3" w:tentative="0">
+      <w:start w:val="1"/>
+      <w:numFmt w:val="decimal"/>
+      <w:lvlText w:val="%4)"/>
+      <w:lvlJc w:val="left"/>
+      <w:pPr>
+        <w:tabs>
+          <w:tab w:val="left" w:pos="1680"/>
+        </w:tabs>
+        <w:ind w:left="1680" w:leftChars="0" w:hanging="420" w:firstLineChars="0"/>
+      </w:pPr>
+      <w:rPr>
+        <w:rFonts w:hint="default"/>
+      </w:rPr>
+    </w:lvl>
+    <w:lvl w:ilvl="4" w:tentative="0">
+      <w:start w:val="1"/>
+      <w:numFmt w:val="lowerLetter"/>
+      <w:lvlText w:val="%5."/>
+      <w:lvlJc w:val="left"/>
+      <w:pPr>
+        <w:tabs>
+          <w:tab w:val="left" w:pos="2100"/>
+        </w:tabs>
+        <w:ind w:left="2100" w:leftChars="0" w:hanging="420" w:firstLineChars="0"/>
+      </w:pPr>
+      <w:rPr>
+        <w:rFonts w:hint="default"/>
+      </w:rPr>
+    </w:lvl>
+    <w:lvl w:ilvl="5" w:tentative="0">
+      <w:start w:val="1"/>
+      <w:numFmt w:val="lowerLetter"/>
+      <w:lvlText w:val="%6)"/>
+      <w:lvlJc w:val="left"/>
+      <w:pPr>
+        <w:tabs>
+          <w:tab w:val="left" w:pos="2520"/>
+        </w:tabs>
+        <w:ind w:left="2520" w:leftChars="0" w:hanging="420" w:firstLineChars="0"/>
+      </w:pPr>
+      <w:rPr>
+        <w:rFonts w:hint="default"/>
+      </w:rPr>
+    </w:lvl>
+    <w:lvl w:ilvl="6" w:tentative="0">
+      <w:start w:val="1"/>
+      <w:numFmt w:val="lowerRoman"/>
+      <w:lvlText w:val="%7."/>
+      <w:lvlJc w:val="left"/>
+      <w:pPr>
+        <w:tabs>
+          <w:tab w:val="left" w:pos="2940"/>
+        </w:tabs>
+        <w:ind w:left="2940" w:leftChars="0" w:hanging="420" w:firstLineChars="0"/>
+      </w:pPr>
+      <w:rPr>
+        <w:rFonts w:hint="default"/>
+      </w:rPr>
+    </w:lvl>
+    <w:lvl w:ilvl="7" w:tentative="0">
+      <w:start w:val="1"/>
+      <w:numFmt w:val="lowerRoman"/>
+      <w:lvlText w:val="%8)"/>
+      <w:lvlJc w:val="left"/>
+      <w:pPr>
+        <w:tabs>
+          <w:tab w:val="left" w:pos="3360"/>
+        </w:tabs>
+        <w:ind w:left="3360" w:leftChars="0" w:hanging="420" w:firstLineChars="0"/>
+      </w:pPr>
+      <w:rPr>
+        <w:rFonts w:hint="default"/>
+      </w:rPr>
+    </w:lvl>
+    <w:lvl w:ilvl="8" w:tentative="0">
+      <w:start w:val="1"/>
+      <w:numFmt w:val="lowerLetter"/>
+      <w:lvlText w:val="%9."/>
+      <w:lvlJc w:val="left"/>
+      <w:pPr>
+        <w:tabs>
+          <w:tab w:val="left" w:pos="3780"/>
+        </w:tabs>
+        <w:ind w:left="3780" w:leftChars="0" w:hanging="420" w:firstLineChars="0"/>
+      </w:pPr>
+      <w:rPr>
+        <w:rFonts w:hint="default"/>
+      </w:rPr>
+    </w:lvl>
+  </w:abstractNum>
+  <w:abstractNum w:abstractNumId="1">
+    <w:nsid w:val="8D7F712C"/>
+    <w:multiLevelType w:val="singleLevel"/>
+    <w:tmpl w:val="8D7F712C"/>
+    <w:lvl w:ilvl="0" w:tentative="0">
+      <w:start w:val="1"/>
+      <w:numFmt w:val="decimal"/>
+      <w:lvlText w:val="%1."/>
+      <w:lvlJc w:val="left"/>
+      <w:pPr>
+        <w:ind w:left="425" w:hanging="425"/>
+      </w:pPr>
+      <w:rPr>
+        <w:rFonts w:hint="default"/>
+      </w:rPr>
+    </w:lvl>
+  </w:abstractNum>
+  <w:abstractNum w:abstractNumId="2">
+    <w:nsid w:val="9538EA95"/>
+    <w:multiLevelType w:val="multilevel"/>
+    <w:tmpl w:val="9538EA95"/>
+    <w:lvl w:ilvl="0" w:tentative="0">
+      <w:start w:val="1"/>
+      <w:numFmt w:val="decimal"/>
+      <w:lvlText w:val="%1."/>
+      <w:lvlJc w:val="left"/>
+      <w:pPr>
+        <w:ind w:left="425" w:hanging="425"/>
+      </w:pPr>
+      <w:rPr>
+        <w:rFonts w:hint="default"/>
+      </w:rPr>
+    </w:lvl>
+    <w:lvl w:ilvl="1" w:tentative="0">
+      <w:start w:val="1"/>
+      <w:numFmt w:val="decimal"/>
+      <w:lvlText w:val="(%2)"/>
+      <w:lvlJc w:val="left"/>
+      <w:pPr>
+        <w:tabs>
+          <w:tab w:val="left" w:pos="840"/>
+        </w:tabs>
+        <w:ind w:left="840" w:leftChars="0" w:hanging="420" w:firstLineChars="0"/>
+      </w:pPr>
+      <w:rPr>
+        <w:rFonts w:hint="default"/>
+      </w:rPr>
+    </w:lvl>
+    <w:lvl w:ilvl="2" w:tentative="0">
+      <w:start w:val="1"/>
+      <w:numFmt w:val="decimalEnclosedCircleChinese"/>
+      <w:lvlText w:val="%3"/>
+      <w:lvlJc w:val="left"/>
+      <w:pPr>
+        <w:tabs>
+          <w:tab w:val="left" w:pos="1260"/>
+        </w:tabs>
+        <w:ind w:left="1260" w:leftChars="0" w:hanging="420" w:firstLineChars="0"/>
+      </w:pPr>
+      <w:rPr>
+        <w:rFonts w:hint="default"/>
+      </w:rPr>
+    </w:lvl>
+    <w:lvl w:ilvl="3" w:tentative="0">
+      <w:start w:val="1"/>
+      <w:numFmt w:val="decimal"/>
+      <w:lvlText w:val="%4)"/>
+      <w:lvlJc w:val="left"/>
+      <w:pPr>
+        <w:tabs>
+          <w:tab w:val="left" w:pos="1680"/>
+        </w:tabs>
+        <w:ind w:left="1680" w:leftChars="0" w:hanging="420" w:firstLineChars="0"/>
+      </w:pPr>
+      <w:rPr>
+        <w:rFonts w:hint="default"/>
+      </w:rPr>
+    </w:lvl>
+    <w:lvl w:ilvl="4" w:tentative="0">
+      <w:start w:val="1"/>
+      <w:numFmt w:val="lowerLetter"/>
+      <w:lvlText w:val="%5."/>
+      <w:lvlJc w:val="left"/>
+      <w:pPr>
+        <w:tabs>
+          <w:tab w:val="left" w:pos="2100"/>
+        </w:tabs>
+        <w:ind w:left="2100" w:leftChars="0" w:hanging="420" w:firstLineChars="0"/>
+      </w:pPr>
+      <w:rPr>
+        <w:rFonts w:hint="default"/>
+      </w:rPr>
+    </w:lvl>
+    <w:lvl w:ilvl="5" w:tentative="0">
+      <w:start w:val="1"/>
+      <w:numFmt w:val="lowerLetter"/>
+      <w:lvlText w:val="%6)"/>
+      <w:lvlJc w:val="left"/>
+      <w:pPr>
+        <w:tabs>
+          <w:tab w:val="left" w:pos="2520"/>
+        </w:tabs>
+        <w:ind w:left="2520" w:leftChars="0" w:hanging="420" w:firstLineChars="0"/>
+      </w:pPr>
+      <w:rPr>
+        <w:rFonts w:hint="default"/>
+      </w:rPr>
+    </w:lvl>
+    <w:lvl w:ilvl="6" w:tentative="0">
+      <w:start w:val="1"/>
+      <w:numFmt w:val="lowerRoman"/>
+      <w:lvlText w:val="%7."/>
+      <w:lvlJc w:val="left"/>
+      <w:pPr>
+        <w:tabs>
+          <w:tab w:val="left" w:pos="2940"/>
+        </w:tabs>
+        <w:ind w:left="2940" w:leftChars="0" w:hanging="420" w:firstLineChars="0"/>
+      </w:pPr>
+      <w:rPr>
+        <w:rFonts w:hint="default"/>
+      </w:rPr>
+    </w:lvl>
+    <w:lvl w:ilvl="7" w:tentative="0">
+      <w:start w:val="1"/>
+      <w:numFmt w:val="lowerRoman"/>
+      <w:lvlText w:val="%8)"/>
+      <w:lvlJc w:val="left"/>
+      <w:pPr>
+        <w:tabs>
+          <w:tab w:val="left" w:pos="3360"/>
+        </w:tabs>
+        <w:ind w:left="3360" w:leftChars="0" w:hanging="420" w:firstLineChars="0"/>
+      </w:pPr>
+      <w:rPr>
+        <w:rFonts w:hint="default"/>
+      </w:rPr>
+    </w:lvl>
+    <w:lvl w:ilvl="8" w:tentative="0">
+      <w:start w:val="1"/>
+      <w:numFmt w:val="lowerLetter"/>
+      <w:lvlText w:val="%9."/>
+      <w:lvlJc w:val="left"/>
+      <w:pPr>
+        <w:tabs>
+          <w:tab w:val="left" w:pos="3780"/>
+        </w:tabs>
+        <w:ind w:left="3780" w:leftChars="0" w:hanging="420" w:firstLineChars="0"/>
+      </w:pPr>
+      <w:rPr>
+        <w:rFonts w:hint="default"/>
+      </w:rPr>
+    </w:lvl>
+  </w:abstractNum>
+  <w:abstractNum w:abstractNumId="3">
     <w:nsid w:val="A132853F"/>
     <w:multiLevelType w:val="singleLevel"/>
     <w:tmpl w:val="A132853F"/>
@@ -2345,7 +4251,24 @@
       </w:rPr>
     </w:lvl>
   </w:abstractNum>
-  <w:abstractNum w:abstractNumId="1">
+  <w:abstractNum w:abstractNumId="4">
+    <w:nsid w:val="00E961AD"/>
+    <w:multiLevelType w:val="singleLevel"/>
+    <w:tmpl w:val="00E961AD"/>
+    <w:lvl w:ilvl="0" w:tentative="0">
+      <w:start w:val="1"/>
+      <w:numFmt w:val="decimal"/>
+      <w:lvlText w:val="%1."/>
+      <w:lvlJc w:val="left"/>
+      <w:pPr>
+        <w:ind w:left="425" w:hanging="425"/>
+      </w:pPr>
+      <w:rPr>
+        <w:rFonts w:hint="default"/>
+      </w:rPr>
+    </w:lvl>
+  </w:abstractNum>
+  <w:abstractNum w:abstractNumId="5">
     <w:nsid w:val="3DC7D079"/>
     <w:multiLevelType w:val="singleLevel"/>
     <w:tmpl w:val="3DC7D079"/>
@@ -2362,7 +4285,7 @@
       </w:rPr>
     </w:lvl>
   </w:abstractNum>
-  <w:abstractNum w:abstractNumId="2">
+  <w:abstractNum w:abstractNumId="6">
     <w:nsid w:val="3E270DCF"/>
     <w:multiLevelType w:val="multilevel"/>
     <w:tmpl w:val="3E270DCF"/>
@@ -2499,7 +4422,7 @@
       </w:rPr>
     </w:lvl>
   </w:abstractNum>
-  <w:abstractNum w:abstractNumId="3">
+  <w:abstractNum w:abstractNumId="7">
     <w:nsid w:val="4A6E8677"/>
     <w:multiLevelType w:val="singleLevel"/>
     <w:tmpl w:val="4A6E8677"/>
@@ -2516,7 +4439,7 @@
       </w:rPr>
     </w:lvl>
   </w:abstractNum>
-  <w:abstractNum w:abstractNumId="4">
+  <w:abstractNum w:abstractNumId="8">
     <w:nsid w:val="77064470"/>
     <w:multiLevelType w:val="singleLevel"/>
     <w:tmpl w:val="77064470"/>
@@ -2534,19 +4457,31 @@
     </w:lvl>
   </w:abstractNum>
   <w:num w:numId="1">
+    <w:abstractNumId w:val="6"/>
+  </w:num>
+  <w:num w:numId="2">
+    <w:abstractNumId w:val="7"/>
+  </w:num>
+  <w:num w:numId="3">
+    <w:abstractNumId w:val="3"/>
+  </w:num>
+  <w:num w:numId="4">
+    <w:abstractNumId w:val="5"/>
+  </w:num>
+  <w:num w:numId="5">
+    <w:abstractNumId w:val="8"/>
+  </w:num>
+  <w:num w:numId="6">
+    <w:abstractNumId w:val="1"/>
+  </w:num>
+  <w:num w:numId="7">
+    <w:abstractNumId w:val="4"/>
+  </w:num>
+  <w:num w:numId="8">
     <w:abstractNumId w:val="2"/>
   </w:num>
-  <w:num w:numId="2">
-    <w:abstractNumId w:val="3"/>
-  </w:num>
-  <w:num w:numId="3">
+  <w:num w:numId="9">
     <w:abstractNumId w:val="0"/>
-  </w:num>
-  <w:num w:numId="4">
-    <w:abstractNumId w:val="1"/>
-  </w:num>
-  <w:num w:numId="5">
-    <w:abstractNumId w:val="4"/>
   </w:num>
 </w:numbering>
 </file>

--- a/使用说明书_zh.docx
+++ b/使用说明书_zh.docx
@@ -499,8 +499,6 @@
         </w:rPr>
         <w:t>简介</w:t>
       </w:r>
-      <w:bookmarkStart w:id="0" w:name="_GoBack"/>
-      <w:bookmarkEnd w:id="0"/>
     </w:p>
     <w:p>
       <w:pPr>
@@ -3869,7 +3867,7 @@
       <w:pPr>
         <w:ind w:firstLine="420" w:firstLineChars="0"/>
         <w:rPr>
-          <w:rFonts w:hint="default"/>
+          <w:rFonts w:hint="eastAsia"/>
           <w:lang w:val="en-US" w:eastAsia="zh-CN"/>
         </w:rPr>
       </w:pPr>
@@ -3880,6 +3878,477 @@
         </w:rPr>
         <w:t>Window11内置输入法在EVE内无法显示中文候选框，所以单独搞了个弹窗来输入中文，可提示EVE专有名词。</w:t>
       </w:r>
+    </w:p>
+    <w:p>
+      <w:pPr>
+        <w:pStyle w:val="2"/>
+        <w:bidi w:val="0"/>
+        <w:rPr>
+          <w:rFonts w:hint="default"/>
+          <w:lang w:val="en-US" w:eastAsia="zh-CN"/>
+        </w:rPr>
+      </w:pPr>
+      <w:r>
+        <w:rPr>
+          <w:rFonts w:hint="eastAsia"/>
+          <w:lang w:val="en-US" w:eastAsia="zh-CN"/>
+        </w:rPr>
+        <w:t>Q&amp;A</w:t>
+      </w:r>
+    </w:p>
+    <w:p>
+      <w:pPr>
+        <w:pStyle w:val="3"/>
+        <w:bidi w:val="0"/>
+        <w:rPr>
+          <w:rFonts w:hint="default"/>
+          <w:lang w:val="en-US" w:eastAsia="zh-CN"/>
+        </w:rPr>
+      </w:pPr>
+      <w:r>
+        <w:rPr>
+          <w:rFonts w:hint="eastAsia"/>
+          <w:lang w:val="en-US" w:eastAsia="zh-CN"/>
+        </w:rPr>
+        <w:t>添加角色授权时一直在等待写入授权信息</w:t>
+      </w:r>
+    </w:p>
+    <w:p>
+      <w:r>
+        <w:drawing>
+          <wp:inline distT="0" distB="0" distL="114300" distR="114300">
+            <wp:extent cx="5166360" cy="3954780"/>
+            <wp:effectExtent l="0" t="0" r="0" b="7620"/>
+            <wp:docPr id="1" name="图片 1"/>
+            <wp:cNvGraphicFramePr>
+              <a:graphicFrameLocks xmlns:a="http://schemas.openxmlformats.org/drawingml/2006/main" noChangeAspect="1"/>
+            </wp:cNvGraphicFramePr>
+            <a:graphic xmlns:a="http://schemas.openxmlformats.org/drawingml/2006/main">
+              <a:graphicData uri="http://schemas.openxmlformats.org/drawingml/2006/picture">
+                <pic:pic xmlns:pic="http://schemas.openxmlformats.org/drawingml/2006/picture">
+                  <pic:nvPicPr>
+                    <pic:cNvPr id="1" name="图片 1"/>
+                    <pic:cNvPicPr>
+                      <a:picLocks noChangeAspect="1"/>
+                    </pic:cNvPicPr>
+                  </pic:nvPicPr>
+                  <pic:blipFill>
+                    <a:blip r:embed="rId13"/>
+                    <a:stretch>
+                      <a:fillRect/>
+                    </a:stretch>
+                  </pic:blipFill>
+                  <pic:spPr>
+                    <a:xfrm>
+                      <a:off x="0" y="0"/>
+                      <a:ext cx="5166360" cy="3954780"/>
+                    </a:xfrm>
+                    <a:prstGeom prst="rect">
+                      <a:avLst/>
+                    </a:prstGeom>
+                    <a:noFill/>
+                    <a:ln>
+                      <a:noFill/>
+                    </a:ln>
+                  </pic:spPr>
+                </pic:pic>
+              </a:graphicData>
+            </a:graphic>
+          </wp:inline>
+        </w:drawing>
+      </w:r>
+    </w:p>
+    <w:p>
+      <w:pPr>
+        <w:rPr>
+          <w:rFonts w:hint="eastAsia"/>
+          <w:lang w:val="en-US" w:eastAsia="zh-CN"/>
+        </w:rPr>
+      </w:pPr>
+      <w:r>
+        <w:rPr>
+          <w:rFonts w:hint="eastAsia"/>
+          <w:lang w:val="en-US" w:eastAsia="zh-CN"/>
+        </w:rPr>
+        <w:t>在步骤1后弹出的浏览器确认授权点击以下AUTHORIZE按钮后</w:t>
+      </w:r>
+    </w:p>
+    <w:p>
+      <w:r>
+        <w:drawing>
+          <wp:inline distT="0" distB="0" distL="114300" distR="114300">
+            <wp:extent cx="5269865" cy="931545"/>
+            <wp:effectExtent l="0" t="0" r="3175" b="13335"/>
+            <wp:docPr id="11" name="图片 4"/>
+            <wp:cNvGraphicFramePr>
+              <a:graphicFrameLocks xmlns:a="http://schemas.openxmlformats.org/drawingml/2006/main" noChangeAspect="1"/>
+            </wp:cNvGraphicFramePr>
+            <a:graphic xmlns:a="http://schemas.openxmlformats.org/drawingml/2006/main">
+              <a:graphicData uri="http://schemas.openxmlformats.org/drawingml/2006/picture">
+                <pic:pic xmlns:pic="http://schemas.openxmlformats.org/drawingml/2006/picture">
+                  <pic:nvPicPr>
+                    <pic:cNvPr id="11" name="图片 4"/>
+                    <pic:cNvPicPr>
+                      <a:picLocks noChangeAspect="1"/>
+                    </pic:cNvPicPr>
+                  </pic:nvPicPr>
+                  <pic:blipFill>
+                    <a:blip r:embed="rId14"/>
+                    <a:stretch>
+                      <a:fillRect/>
+                    </a:stretch>
+                  </pic:blipFill>
+                  <pic:spPr>
+                    <a:xfrm>
+                      <a:off x="0" y="0"/>
+                      <a:ext cx="5269865" cy="931545"/>
+                    </a:xfrm>
+                    <a:prstGeom prst="rect">
+                      <a:avLst/>
+                    </a:prstGeom>
+                    <a:noFill/>
+                    <a:ln>
+                      <a:noFill/>
+                    </a:ln>
+                  </pic:spPr>
+                </pic:pic>
+              </a:graphicData>
+            </a:graphic>
+          </wp:inline>
+        </w:drawing>
+      </w:r>
+    </w:p>
+    <w:p>
+      <w:pPr>
+        <w:rPr>
+          <w:rFonts w:hint="default"/>
+          <w:lang w:val="en-US"/>
+        </w:rPr>
+      </w:pPr>
+      <w:r>
+        <w:rPr>
+          <w:rFonts w:hint="eastAsia"/>
+          <w:lang w:val="en-US" w:eastAsia="zh-CN"/>
+        </w:rPr>
+        <w:t>需要点击浏览器弹出来的打开软件询问弹窗</w:t>
+      </w:r>
+    </w:p>
+    <w:p>
+      <w:r>
+        <w:drawing>
+          <wp:inline distT="0" distB="0" distL="114300" distR="114300">
+            <wp:extent cx="5036820" cy="1996440"/>
+            <wp:effectExtent l="0" t="0" r="7620" b="0"/>
+            <wp:docPr id="12" name="图片 5"/>
+            <wp:cNvGraphicFramePr>
+              <a:graphicFrameLocks xmlns:a="http://schemas.openxmlformats.org/drawingml/2006/main" noChangeAspect="1"/>
+            </wp:cNvGraphicFramePr>
+            <a:graphic xmlns:a="http://schemas.openxmlformats.org/drawingml/2006/main">
+              <a:graphicData uri="http://schemas.openxmlformats.org/drawingml/2006/picture">
+                <pic:pic xmlns:pic="http://schemas.openxmlformats.org/drawingml/2006/picture">
+                  <pic:nvPicPr>
+                    <pic:cNvPr id="12" name="图片 5"/>
+                    <pic:cNvPicPr>
+                      <a:picLocks noChangeAspect="1"/>
+                    </pic:cNvPicPr>
+                  </pic:nvPicPr>
+                  <pic:blipFill>
+                    <a:blip r:embed="rId15"/>
+                    <a:stretch>
+                      <a:fillRect/>
+                    </a:stretch>
+                  </pic:blipFill>
+                  <pic:spPr>
+                    <a:xfrm>
+                      <a:off x="0" y="0"/>
+                      <a:ext cx="5036820" cy="1996440"/>
+                    </a:xfrm>
+                    <a:prstGeom prst="rect">
+                      <a:avLst/>
+                    </a:prstGeom>
+                    <a:noFill/>
+                    <a:ln>
+                      <a:noFill/>
+                    </a:ln>
+                  </pic:spPr>
+                </pic:pic>
+              </a:graphicData>
+            </a:graphic>
+          </wp:inline>
+        </w:drawing>
+      </w:r>
+    </w:p>
+    <w:p>
+      <w:pPr>
+        <w:rPr>
+          <w:rFonts w:hint="eastAsia"/>
+          <w:lang w:val="en-US" w:eastAsia="zh-CN"/>
+        </w:rPr>
+      </w:pPr>
+      <w:r>
+        <w:rPr>
+          <w:rFonts w:hint="eastAsia"/>
+          <w:lang w:val="en-US" w:eastAsia="zh-CN"/>
+        </w:rPr>
+        <w:t>若确定你已经点击完“打开”按钮后软件还是在转圈圈等待写入授权信息：</w:t>
+      </w:r>
+    </w:p>
+    <w:p>
+      <w:pPr>
+        <w:numPr>
+          <w:ilvl w:val="0"/>
+          <w:numId w:val="10"/>
+        </w:numPr>
+        <w:ind w:left="425" w:leftChars="0" w:hanging="425" w:firstLineChars="0"/>
+        <w:rPr>
+          <w:rFonts w:hint="default" w:eastAsia="微软雅黑"/>
+          <w:lang w:val="en-US" w:eastAsia="zh-CN"/>
+        </w:rPr>
+      </w:pPr>
+      <w:r>
+        <w:rPr>
+          <w:rFonts w:hint="eastAsia"/>
+          <w:lang w:val="en-US" w:eastAsia="zh-CN"/>
+        </w:rPr>
+        <w:t>请确定你的软件是从正规渠道下载而来的安装包（.exe）而不是其他玩家给你的压缩包（.zip、.rar、.7z...）</w:t>
+      </w:r>
+    </w:p>
+    <w:p>
+      <w:pPr>
+        <w:numPr>
+          <w:ilvl w:val="0"/>
+          <w:numId w:val="10"/>
+        </w:numPr>
+        <w:ind w:left="425" w:leftChars="0" w:hanging="425" w:firstLineChars="0"/>
+        <w:rPr>
+          <w:rFonts w:hint="default" w:eastAsia="微软雅黑"/>
+          <w:lang w:val="en-US" w:eastAsia="zh-CN"/>
+        </w:rPr>
+      </w:pPr>
+      <w:r>
+        <w:rPr>
+          <w:rFonts w:hint="eastAsia"/>
+          <w:lang w:val="en-US" w:eastAsia="zh-CN"/>
+        </w:rPr>
+        <w:t>设置-测试-读取注册表 查看软件的注册表路径是否存在、与软件安装路径是否一致</w:t>
+      </w:r>
+    </w:p>
+    <w:p>
+      <w:pPr>
+        <w:numPr>
+          <w:numId w:val="0"/>
+        </w:numPr>
+        <w:ind w:leftChars="0" w:firstLine="420" w:firstLineChars="0"/>
+      </w:pPr>
+      <w:r>
+        <w:drawing>
+          <wp:inline distT="0" distB="0" distL="114300" distR="114300">
+            <wp:extent cx="5269230" cy="557530"/>
+            <wp:effectExtent l="0" t="0" r="3810" b="6350"/>
+            <wp:docPr id="15" name="图片 8"/>
+            <wp:cNvGraphicFramePr>
+              <a:graphicFrameLocks xmlns:a="http://schemas.openxmlformats.org/drawingml/2006/main" noChangeAspect="1"/>
+            </wp:cNvGraphicFramePr>
+            <a:graphic xmlns:a="http://schemas.openxmlformats.org/drawingml/2006/main">
+              <a:graphicData uri="http://schemas.openxmlformats.org/drawingml/2006/picture">
+                <pic:pic xmlns:pic="http://schemas.openxmlformats.org/drawingml/2006/picture">
+                  <pic:nvPicPr>
+                    <pic:cNvPr id="15" name="图片 8"/>
+                    <pic:cNvPicPr>
+                      <a:picLocks noChangeAspect="1"/>
+                    </pic:cNvPicPr>
+                  </pic:nvPicPr>
+                  <pic:blipFill>
+                    <a:blip r:embed="rId16"/>
+                    <a:stretch>
+                      <a:fillRect/>
+                    </a:stretch>
+                  </pic:blipFill>
+                  <pic:spPr>
+                    <a:xfrm>
+                      <a:off x="0" y="0"/>
+                      <a:ext cx="5269230" cy="557530"/>
+                    </a:xfrm>
+                    <a:prstGeom prst="rect">
+                      <a:avLst/>
+                    </a:prstGeom>
+                    <a:noFill/>
+                    <a:ln>
+                      <a:noFill/>
+                    </a:ln>
+                  </pic:spPr>
+                </pic:pic>
+              </a:graphicData>
+            </a:graphic>
+          </wp:inline>
+        </w:drawing>
+      </w:r>
+    </w:p>
+    <w:p>
+      <w:pPr>
+        <w:numPr>
+          <w:numId w:val="0"/>
+        </w:numPr>
+        <w:ind w:leftChars="0" w:firstLine="420" w:firstLineChars="0"/>
+        <w:rPr>
+          <w:rFonts w:hint="eastAsia"/>
+          <w:lang w:val="en-US" w:eastAsia="zh-CN"/>
+        </w:rPr>
+      </w:pPr>
+      <w:r>
+        <w:rPr>
+          <w:rFonts w:hint="eastAsia"/>
+          <w:lang w:val="en-US" w:eastAsia="zh-CN"/>
+        </w:rPr>
+        <w:t>若为空或者不一致，可重新安装软件或者点击“写入注册表”按钮尝试修复（可能需要</w:t>
+      </w:r>
+      <w:r>
+        <w:rPr>
+          <w:rFonts w:hint="eastAsia"/>
+          <w:lang w:val="en-US" w:eastAsia="zh-CN"/>
+        </w:rPr>
+        <w:tab/>
+        <w:t>重启系统）。</w:t>
+      </w:r>
+    </w:p>
+    <w:p>
+      <w:pPr>
+        <w:numPr>
+          <w:ilvl w:val="0"/>
+          <w:numId w:val="10"/>
+        </w:numPr>
+        <w:ind w:left="425" w:leftChars="0" w:hanging="425" w:firstLineChars="0"/>
+        <w:rPr>
+          <w:rFonts w:hint="default"/>
+          <w:lang w:val="en-US" w:eastAsia="zh-CN"/>
+        </w:rPr>
+      </w:pPr>
+      <w:r>
+        <w:rPr>
+          <w:rFonts w:hint="eastAsia"/>
+          <w:lang w:val="en-US" w:eastAsia="zh-CN"/>
+        </w:rPr>
+        <w:t>重启软件</w:t>
+      </w:r>
+    </w:p>
+    <w:p>
+      <w:pPr>
+        <w:pStyle w:val="3"/>
+        <w:bidi w:val="0"/>
+        <w:rPr>
+          <w:rFonts w:hint="default"/>
+          <w:lang w:val="en-US" w:eastAsia="zh-CN"/>
+        </w:rPr>
+      </w:pPr>
+      <w:r>
+        <w:rPr>
+          <w:rFonts w:hint="eastAsia"/>
+          <w:lang w:val="en-US" w:eastAsia="zh-CN"/>
+        </w:rPr>
+        <w:t>添加角色授权时一直在等待校验</w:t>
+      </w:r>
+    </w:p>
+    <w:p>
+      <w:r>
+        <w:drawing>
+          <wp:inline distT="0" distB="0" distL="114300" distR="114300">
+            <wp:extent cx="5067300" cy="4366260"/>
+            <wp:effectExtent l="0" t="0" r="7620" b="7620"/>
+            <wp:docPr id="13" name="图片 6"/>
+            <wp:cNvGraphicFramePr>
+              <a:graphicFrameLocks xmlns:a="http://schemas.openxmlformats.org/drawingml/2006/main" noChangeAspect="1"/>
+            </wp:cNvGraphicFramePr>
+            <a:graphic xmlns:a="http://schemas.openxmlformats.org/drawingml/2006/main">
+              <a:graphicData uri="http://schemas.openxmlformats.org/drawingml/2006/picture">
+                <pic:pic xmlns:pic="http://schemas.openxmlformats.org/drawingml/2006/picture">
+                  <pic:nvPicPr>
+                    <pic:cNvPr id="13" name="图片 6"/>
+                    <pic:cNvPicPr>
+                      <a:picLocks noChangeAspect="1"/>
+                    </pic:cNvPicPr>
+                  </pic:nvPicPr>
+                  <pic:blipFill>
+                    <a:blip r:embed="rId17"/>
+                    <a:stretch>
+                      <a:fillRect/>
+                    </a:stretch>
+                  </pic:blipFill>
+                  <pic:spPr>
+                    <a:xfrm>
+                      <a:off x="0" y="0"/>
+                      <a:ext cx="5067300" cy="4366260"/>
+                    </a:xfrm>
+                    <a:prstGeom prst="rect">
+                      <a:avLst/>
+                    </a:prstGeom>
+                    <a:noFill/>
+                    <a:ln>
+                      <a:noFill/>
+                    </a:ln>
+                  </pic:spPr>
+                </pic:pic>
+              </a:graphicData>
+            </a:graphic>
+          </wp:inline>
+        </w:drawing>
+      </w:r>
+    </w:p>
+    <w:p>
+      <w:pPr>
+        <w:rPr>
+          <w:rFonts w:hint="default"/>
+          <w:lang w:val="en-US" w:eastAsia="zh-CN"/>
+        </w:rPr>
+      </w:pPr>
+      <w:r>
+        <w:rPr>
+          <w:rFonts w:hint="eastAsia"/>
+          <w:lang w:val="en-US" w:eastAsia="zh-CN"/>
+        </w:rPr>
+        <w:t>访问国外网络问题，自行解决，可关掉重来多次尝试。</w:t>
+      </w:r>
+      <w:bookmarkStart w:id="0" w:name="_GoBack"/>
+      <w:bookmarkEnd w:id="0"/>
+    </w:p>
+    <w:p>
+      <w:pPr>
+        <w:pStyle w:val="3"/>
+        <w:bidi w:val="0"/>
+        <w:rPr>
+          <w:rFonts w:hint="default"/>
+          <w:lang w:val="en-US" w:eastAsia="zh-CN"/>
+        </w:rPr>
+      </w:pPr>
+      <w:r>
+        <w:rPr>
+          <w:rFonts w:hint="eastAsia"/>
+          <w:lang w:val="en-US" w:eastAsia="zh-CN"/>
+        </w:rPr>
+        <w:t>无法选择音频文件</w:t>
+      </w:r>
+    </w:p>
+    <w:p>
+      <w:pPr>
+        <w:rPr>
+          <w:rFonts w:hint="eastAsia"/>
+          <w:lang w:val="en-US" w:eastAsia="zh-CN"/>
+        </w:rPr>
+      </w:pPr>
+      <w:r>
+        <w:rPr>
+          <w:rFonts w:hint="eastAsia"/>
+          <w:lang w:val="en-US" w:eastAsia="zh-CN"/>
+        </w:rPr>
+        <w:t>软件在管理员模式下无法调出文件管理器选择文件，包括音频文件，需要在非管理员模式下选择或者直接输入音频文件路径。</w:t>
+      </w:r>
+    </w:p>
+    <w:p>
+      <w:pPr>
+        <w:rPr>
+          <w:rFonts w:hint="default"/>
+          <w:lang w:val="en-US" w:eastAsia="zh-CN"/>
+        </w:rPr>
+      </w:pPr>
     </w:p>
     <w:sectPr>
       <w:pgSz w:w="11906" w:h="16838"/>
@@ -4269,6 +4738,23 @@
     </w:lvl>
   </w:abstractNum>
   <w:abstractNum w:abstractNumId="5">
+    <w:nsid w:val="2DB495E6"/>
+    <w:multiLevelType w:val="singleLevel"/>
+    <w:tmpl w:val="2DB495E6"/>
+    <w:lvl w:ilvl="0" w:tentative="0">
+      <w:start w:val="1"/>
+      <w:numFmt w:val="decimal"/>
+      <w:lvlText w:val="%1."/>
+      <w:lvlJc w:val="left"/>
+      <w:pPr>
+        <w:ind w:left="425" w:hanging="425"/>
+      </w:pPr>
+      <w:rPr>
+        <w:rFonts w:hint="default"/>
+      </w:rPr>
+    </w:lvl>
+  </w:abstractNum>
+  <w:abstractNum w:abstractNumId="6">
     <w:nsid w:val="3DC7D079"/>
     <w:multiLevelType w:val="singleLevel"/>
     <w:tmpl w:val="3DC7D079"/>
@@ -4285,7 +4771,7 @@
       </w:rPr>
     </w:lvl>
   </w:abstractNum>
-  <w:abstractNum w:abstractNumId="6">
+  <w:abstractNum w:abstractNumId="7">
     <w:nsid w:val="3E270DCF"/>
     <w:multiLevelType w:val="multilevel"/>
     <w:tmpl w:val="3E270DCF"/>
@@ -4422,7 +4908,7 @@
       </w:rPr>
     </w:lvl>
   </w:abstractNum>
-  <w:abstractNum w:abstractNumId="7">
+  <w:abstractNum w:abstractNumId="8">
     <w:nsid w:val="4A6E8677"/>
     <w:multiLevelType w:val="singleLevel"/>
     <w:tmpl w:val="4A6E8677"/>
@@ -4439,7 +4925,7 @@
       </w:rPr>
     </w:lvl>
   </w:abstractNum>
-  <w:abstractNum w:abstractNumId="8">
+  <w:abstractNum w:abstractNumId="9">
     <w:nsid w:val="77064470"/>
     <w:multiLevelType w:val="singleLevel"/>
     <w:tmpl w:val="77064470"/>
@@ -4457,19 +4943,19 @@
     </w:lvl>
   </w:abstractNum>
   <w:num w:numId="1">
-    <w:abstractNumId w:val="6"/>
+    <w:abstractNumId w:val="7"/>
   </w:num>
   <w:num w:numId="2">
-    <w:abstractNumId w:val="7"/>
+    <w:abstractNumId w:val="8"/>
   </w:num>
   <w:num w:numId="3">
     <w:abstractNumId w:val="3"/>
   </w:num>
   <w:num w:numId="4">
-    <w:abstractNumId w:val="5"/>
+    <w:abstractNumId w:val="6"/>
   </w:num>
   <w:num w:numId="5">
-    <w:abstractNumId w:val="8"/>
+    <w:abstractNumId w:val="9"/>
   </w:num>
   <w:num w:numId="6">
     <w:abstractNumId w:val="1"/>
@@ -4482,6 +4968,9 @@
   </w:num>
   <w:num w:numId="9">
     <w:abstractNumId w:val="0"/>
+  </w:num>
+  <w:num w:numId="10">
+    <w:abstractNumId w:val="5"/>
   </w:num>
 </w:numbering>
 </file>
@@ -4600,7 +5089,7 @@
     <w:lsdException w:unhideWhenUsed="0" w:uiPriority="0" w:semiHidden="0" w:name="HTML Sample"/>
     <w:lsdException w:unhideWhenUsed="0" w:uiPriority="0" w:semiHidden="0" w:name="HTML Typewriter"/>
     <w:lsdException w:unhideWhenUsed="0" w:uiPriority="0" w:semiHidden="0" w:name="HTML Variable"/>
-    <w:lsdException w:unhideWhenUsed="0" w:uiPriority="0" w:name="Normal Table"/>
+    <w:lsdException w:qFormat="1" w:unhideWhenUsed="0" w:uiPriority="0" w:name="Normal Table"/>
     <w:lsdException w:qFormat="1" w:unhideWhenUsed="0" w:uiPriority="0" w:semiHidden="0" w:name="annotation subject"/>
     <w:lsdException w:unhideWhenUsed="0" w:uiPriority="0" w:semiHidden="0" w:name="Table Simple 1"/>
     <w:lsdException w:unhideWhenUsed="0" w:uiPriority="0" w:semiHidden="0" w:name="Table Simple 2"/>
@@ -5019,6 +5508,7 @@
   <w:style w:type="table" w:default="1" w:styleId="26">
     <w:name w:val="Normal Table"/>
     <w:semiHidden/>
+    <w:qFormat/>
     <w:uiPriority w:val="0"/>
     <w:tblPr>
       <w:tblCellMar>
